--- a/lab01/lab_01_hello_printf.docx
+++ b/lab01/lab_01_hello_printf.docx
@@ -6,7 +6,7 @@
       <w:pPr>
         <w:jc w:val="center"/>
         <w:rPr>
-          <w:rFonts w:ascii="Sarabun" w:eastAsia="Leelawadee UI" w:hAnsi="Sarabun" w:cs="Sarabun"/>
+          <w:rFonts w:ascii="Sarabun" w:hAnsi="Sarabun" w:eastAsia="Leelawadee UI" w:cs="Sarabun"/>
           <w:b/>
           <w:sz w:val="36"/>
           <w:szCs w:val="36"/>
@@ -14,7 +14,7 @@
       </w:pPr>
       <w:r>
         <w:rPr>
-          <w:rFonts w:ascii="Sarabun" w:eastAsia="Leelawadee UI" w:hAnsi="Sarabun" w:cs="Sarabun"/>
+          <w:rFonts w:ascii="Sarabun" w:hAnsi="Sarabun" w:eastAsia="Leelawadee UI" w:cs="Sarabun"/>
           <w:b/>
           <w:sz w:val="36"/>
           <w:szCs w:val="36"/>
@@ -26,7 +26,7 @@
       <w:pPr>
         <w:jc w:val="center"/>
         <w:rPr>
-          <w:rFonts w:ascii="Sarabun" w:eastAsia="Leelawadee UI" w:hAnsi="Sarabun" w:cs="Sarabun"/>
+          <w:rFonts w:ascii="Sarabun" w:hAnsi="Sarabun" w:eastAsia="Leelawadee UI" w:cs="Sarabun"/>
           <w:b/>
           <w:sz w:val="36"/>
           <w:szCs w:val="36"/>
@@ -34,7 +34,7 @@
       </w:pPr>
       <w:r>
         <w:rPr>
-          <w:rFonts w:ascii="Sarabun" w:eastAsia="Leelawadee UI" w:hAnsi="Sarabun" w:cs="Sarabun"/>
+          <w:rFonts w:ascii="Sarabun" w:hAnsi="Sarabun" w:eastAsia="Leelawadee UI" w:cs="Sarabun"/>
           <w:b/>
           <w:sz w:val="36"/>
           <w:szCs w:val="36"/>
@@ -45,12 +45,12 @@
     <w:p>
       <w:pPr>
         <w:rPr>
-          <w:rFonts w:ascii="Sarabun" w:eastAsia="Leelawadee UI" w:hAnsi="Sarabun" w:cs="Sarabun"/>
+          <w:rFonts w:ascii="Sarabun" w:hAnsi="Sarabun" w:eastAsia="Leelawadee UI" w:cs="Sarabun"/>
         </w:rPr>
       </w:pPr>
       <w:r>
         <w:rPr>
-          <w:rFonts w:ascii="Sarabun" w:eastAsia="Leelawadee UI" w:hAnsi="Sarabun" w:cs="Sarabun"/>
+          <w:rFonts w:ascii="Sarabun" w:hAnsi="Sarabun" w:eastAsia="Leelawadee UI" w:cs="Sarabun"/>
           <w:b/>
         </w:rPr>
         <w:t xml:space="preserve">L01Q1 </w:t>
@@ -58,49 +58,49 @@
       <w:proofErr w:type="spellStart"/>
       <w:r>
         <w:rPr>
-          <w:rFonts w:ascii="Sarabun" w:eastAsia="Leelawadee UI" w:hAnsi="Sarabun" w:cs="Sarabun"/>
+          <w:rFonts w:ascii="Sarabun" w:hAnsi="Sarabun" w:eastAsia="Leelawadee UI" w:cs="Sarabun"/>
         </w:rPr>
         <w:t>ให้นักศึกษาเขียน</w:t>
       </w:r>
       <w:proofErr w:type="spellEnd"/>
       <w:r>
         <w:rPr>
-          <w:rFonts w:ascii="Sarabun" w:eastAsia="Leelawadee UI" w:hAnsi="Sarabun" w:cs="Sarabun"/>
+          <w:rFonts w:ascii="Sarabun" w:hAnsi="Sarabun" w:eastAsia="Leelawadee UI" w:cs="Sarabun"/>
         </w:rPr>
         <w:t xml:space="preserve"> Code </w:t>
       </w:r>
       <w:proofErr w:type="spellStart"/>
       <w:r>
         <w:rPr>
-          <w:rFonts w:ascii="Sarabun" w:eastAsia="Leelawadee UI" w:hAnsi="Sarabun" w:cs="Sarabun"/>
+          <w:rFonts w:ascii="Sarabun" w:hAnsi="Sarabun" w:eastAsia="Leelawadee UI" w:cs="Sarabun"/>
         </w:rPr>
         <w:t>ต่อไปนี้ลงไปในไฟล์</w:t>
       </w:r>
       <w:proofErr w:type="spellEnd"/>
       <w:r>
         <w:rPr>
-          <w:rFonts w:ascii="Sarabun" w:eastAsia="Leelawadee UI" w:hAnsi="Sarabun" w:cs="Sarabun"/>
+          <w:rFonts w:ascii="Sarabun" w:hAnsi="Sarabun" w:eastAsia="Leelawadee UI" w:cs="Sarabun"/>
         </w:rPr>
         <w:t xml:space="preserve"> </w:t>
       </w:r>
       <w:proofErr w:type="spellStart"/>
       <w:r>
         <w:rPr>
-          <w:rFonts w:ascii="Sarabun" w:eastAsia="Leelawadee UI" w:hAnsi="Sarabun" w:cs="Sarabun"/>
+          <w:rFonts w:ascii="Sarabun" w:hAnsi="Sarabun" w:eastAsia="Leelawadee UI" w:cs="Sarabun"/>
         </w:rPr>
         <w:t>main.c</w:t>
       </w:r>
       <w:proofErr w:type="spellEnd"/>
       <w:r>
         <w:rPr>
-          <w:rFonts w:ascii="Sarabun" w:eastAsia="Leelawadee UI" w:hAnsi="Sarabun" w:cs="Sarabun"/>
+          <w:rFonts w:ascii="Sarabun" w:hAnsi="Sarabun" w:eastAsia="Leelawadee UI" w:cs="Sarabun"/>
         </w:rPr>
         <w:t xml:space="preserve"> </w:t>
       </w:r>
       <w:proofErr w:type="spellStart"/>
       <w:r>
         <w:rPr>
-          <w:rFonts w:ascii="Sarabun" w:eastAsia="Leelawadee UI" w:hAnsi="Sarabun" w:cs="Sarabun"/>
+          <w:rFonts w:ascii="Sarabun" w:hAnsi="Sarabun" w:eastAsia="Leelawadee UI" w:cs="Sarabun"/>
         </w:rPr>
         <w:t>แล้วบันทึกผลที่คอมพิวเตอร์แสดงผล</w:t>
       </w:r>
@@ -128,7 +128,7 @@
             <w:proofErr w:type="gramStart"/>
             <w:r>
               <w:rPr>
-                <w:rFonts w:ascii="Consolas" w:eastAsia="Consolas" w:hAnsi="Consolas" w:cs="Consolas"/>
+                <w:rFonts w:ascii="Consolas" w:hAnsi="Consolas" w:eastAsia="Consolas" w:cs="Consolas"/>
                 <w:color w:val="000000"/>
               </w:rPr>
               <w:t>#include</w:t>
@@ -136,7 +136,7 @@
             <w:proofErr w:type="gramEnd"/>
             <w:r>
               <w:rPr>
-                <w:rFonts w:ascii="Consolas" w:eastAsia="Consolas" w:hAnsi="Consolas" w:cs="Consolas"/>
+                <w:rFonts w:ascii="Consolas" w:hAnsi="Consolas" w:eastAsia="Consolas" w:cs="Consolas"/>
                 <w:color w:val="000000"/>
               </w:rPr>
               <w:t xml:space="preserve"> &lt;</w:t>
@@ -144,7 +144,7 @@
             <w:proofErr w:type="spellStart"/>
             <w:r>
               <w:rPr>
-                <w:rFonts w:ascii="Consolas" w:eastAsia="Consolas" w:hAnsi="Consolas" w:cs="Consolas"/>
+                <w:rFonts w:ascii="Consolas" w:hAnsi="Consolas" w:eastAsia="Consolas" w:cs="Consolas"/>
                 <w:color w:val="000000"/>
               </w:rPr>
               <w:t>stdio.h</w:t>
@@ -152,7 +152,7 @@
             <w:proofErr w:type="spellEnd"/>
             <w:r>
               <w:rPr>
-                <w:rFonts w:ascii="Consolas" w:eastAsia="Consolas" w:hAnsi="Consolas" w:cs="Consolas"/>
+                <w:rFonts w:ascii="Consolas" w:hAnsi="Consolas" w:eastAsia="Consolas" w:cs="Consolas"/>
                 <w:color w:val="000000"/>
               </w:rPr>
               <w:t>&gt;</w:t>
@@ -166,7 +166,7 @@
             <w:proofErr w:type="gramStart"/>
             <w:r>
               <w:rPr>
-                <w:rFonts w:ascii="Consolas" w:eastAsia="Consolas" w:hAnsi="Consolas" w:cs="Consolas"/>
+                <w:rFonts w:ascii="Consolas" w:hAnsi="Consolas" w:eastAsia="Consolas" w:cs="Consolas"/>
                 <w:color w:val="000000"/>
               </w:rPr>
               <w:t>#include</w:t>
@@ -174,7 +174,7 @@
             <w:proofErr w:type="gramEnd"/>
             <w:r>
               <w:rPr>
-                <w:rFonts w:ascii="Consolas" w:eastAsia="Consolas" w:hAnsi="Consolas" w:cs="Consolas"/>
+                <w:rFonts w:ascii="Consolas" w:hAnsi="Consolas" w:eastAsia="Consolas" w:cs="Consolas"/>
                 <w:color w:val="000000"/>
               </w:rPr>
               <w:t xml:space="preserve"> &lt;</w:t>
@@ -182,7 +182,7 @@
             <w:proofErr w:type="spellStart"/>
             <w:r>
               <w:rPr>
-                <w:rFonts w:ascii="Consolas" w:eastAsia="Consolas" w:hAnsi="Consolas" w:cs="Consolas"/>
+                <w:rFonts w:ascii="Consolas" w:hAnsi="Consolas" w:eastAsia="Consolas" w:cs="Consolas"/>
                 <w:color w:val="000000"/>
               </w:rPr>
               <w:t>stdlib.h</w:t>
@@ -190,7 +190,7 @@
             <w:proofErr w:type="spellEnd"/>
             <w:r>
               <w:rPr>
-                <w:rFonts w:ascii="Consolas" w:eastAsia="Consolas" w:hAnsi="Consolas" w:cs="Consolas"/>
+                <w:rFonts w:ascii="Consolas" w:hAnsi="Consolas" w:eastAsia="Consolas" w:cs="Consolas"/>
                 <w:color w:val="000000"/>
               </w:rPr>
               <w:t>&gt;</w:t>
@@ -209,7 +209,7 @@
             </w:pPr>
             <w:r>
               <w:rPr>
-                <w:rFonts w:ascii="Consolas" w:eastAsia="Consolas" w:hAnsi="Consolas" w:cs="Consolas"/>
+                <w:rFonts w:ascii="Consolas" w:hAnsi="Consolas" w:eastAsia="Consolas" w:cs="Consolas"/>
                 <w:color w:val="000000"/>
               </w:rPr>
               <w:t xml:space="preserve">int </w:t>
@@ -217,7 +217,7 @@
             <w:proofErr w:type="gramStart"/>
             <w:r>
               <w:rPr>
-                <w:rFonts w:ascii="Consolas" w:eastAsia="Consolas" w:hAnsi="Consolas" w:cs="Consolas"/>
+                <w:rFonts w:ascii="Consolas" w:hAnsi="Consolas" w:eastAsia="Consolas" w:cs="Consolas"/>
                 <w:color w:val="000000"/>
               </w:rPr>
               <w:t>main(</w:t>
@@ -225,7 +225,7 @@
             <w:proofErr w:type="gramEnd"/>
             <w:r>
               <w:rPr>
-                <w:rFonts w:ascii="Consolas" w:eastAsia="Consolas" w:hAnsi="Consolas" w:cs="Consolas"/>
+                <w:rFonts w:ascii="Consolas" w:hAnsi="Consolas" w:eastAsia="Consolas" w:cs="Consolas"/>
                 <w:color w:val="000000"/>
               </w:rPr>
               <w:t>)</w:t>
@@ -238,7 +238,7 @@
             </w:pPr>
             <w:r>
               <w:rPr>
-                <w:rFonts w:ascii="Consolas" w:eastAsia="Consolas" w:hAnsi="Consolas" w:cs="Consolas"/>
+                <w:rFonts w:ascii="Consolas" w:hAnsi="Consolas" w:eastAsia="Consolas" w:cs="Consolas"/>
                 <w:color w:val="000000"/>
               </w:rPr>
               <w:t>{</w:t>
@@ -251,7 +251,7 @@
             </w:pPr>
             <w:r>
               <w:rPr>
-                <w:rFonts w:ascii="Consolas" w:eastAsia="Consolas" w:hAnsi="Consolas" w:cs="Consolas"/>
+                <w:rFonts w:ascii="Consolas" w:hAnsi="Consolas" w:eastAsia="Consolas" w:cs="Consolas"/>
                 <w:color w:val="000000"/>
               </w:rPr>
               <w:t xml:space="preserve">    </w:t>
@@ -260,7 +260,7 @@
             <w:proofErr w:type="gramStart"/>
             <w:r>
               <w:rPr>
-                <w:rFonts w:ascii="Consolas" w:eastAsia="Consolas" w:hAnsi="Consolas" w:cs="Consolas"/>
+                <w:rFonts w:ascii="Consolas" w:hAnsi="Consolas" w:eastAsia="Consolas" w:cs="Consolas"/>
                 <w:color w:val="000000"/>
               </w:rPr>
               <w:t>printf</w:t>
@@ -268,7 +268,7 @@
             <w:proofErr w:type="spellEnd"/>
             <w:r>
               <w:rPr>
-                <w:rFonts w:ascii="Consolas" w:eastAsia="Consolas" w:hAnsi="Consolas" w:cs="Consolas"/>
+                <w:rFonts w:ascii="Consolas" w:hAnsi="Consolas" w:eastAsia="Consolas" w:cs="Consolas"/>
                 <w:color w:val="000000"/>
               </w:rPr>
               <w:t>(</w:t>
@@ -276,7 +276,7 @@
             <w:proofErr w:type="gramEnd"/>
             <w:r>
               <w:rPr>
-                <w:rFonts w:ascii="Consolas" w:eastAsia="Consolas" w:hAnsi="Consolas" w:cs="Consolas"/>
+                <w:rFonts w:ascii="Consolas" w:hAnsi="Consolas" w:eastAsia="Consolas" w:cs="Consolas"/>
                 <w:color w:val="000000"/>
               </w:rPr>
               <w:t xml:space="preserve">"Hello my </w:t>
@@ -284,7 +284,7 @@
             <w:proofErr w:type="gramStart"/>
             <w:r>
               <w:rPr>
-                <w:rFonts w:ascii="Consolas" w:eastAsia="Consolas" w:hAnsi="Consolas" w:cs="Consolas"/>
+                <w:rFonts w:ascii="Consolas" w:hAnsi="Consolas" w:eastAsia="Consolas" w:cs="Consolas"/>
                 <w:color w:val="000000"/>
               </w:rPr>
               <w:t>world!\</w:t>
@@ -292,7 +292,7 @@
             <w:proofErr w:type="gramEnd"/>
             <w:r>
               <w:rPr>
-                <w:rFonts w:ascii="Consolas" w:eastAsia="Consolas" w:hAnsi="Consolas" w:cs="Consolas"/>
+                <w:rFonts w:ascii="Consolas" w:hAnsi="Consolas" w:eastAsia="Consolas" w:cs="Consolas"/>
                 <w:color w:val="000000"/>
               </w:rPr>
               <w:t>n");</w:t>
@@ -305,7 +305,7 @@
             </w:pPr>
             <w:r>
               <w:rPr>
-                <w:rFonts w:ascii="Consolas" w:eastAsia="Consolas" w:hAnsi="Consolas" w:cs="Consolas"/>
+                <w:rFonts w:ascii="Consolas" w:hAnsi="Consolas" w:eastAsia="Consolas" w:cs="Consolas"/>
                 <w:color w:val="000000"/>
               </w:rPr>
               <w:t xml:space="preserve">    </w:t>
@@ -313,7 +313,7 @@
             <w:proofErr w:type="spellStart"/>
             <w:r>
               <w:rPr>
-                <w:rFonts w:ascii="Consolas" w:eastAsia="Consolas" w:hAnsi="Consolas" w:cs="Consolas"/>
+                <w:rFonts w:ascii="Consolas" w:hAnsi="Consolas" w:eastAsia="Consolas" w:cs="Consolas"/>
                 <w:color w:val="000000"/>
               </w:rPr>
               <w:t>printf</w:t>
@@ -321,7 +321,7 @@
             <w:proofErr w:type="spellEnd"/>
             <w:r>
               <w:rPr>
-                <w:rFonts w:ascii="Consolas" w:eastAsia="Consolas" w:hAnsi="Consolas" w:cs="Consolas"/>
+                <w:rFonts w:ascii="Consolas" w:hAnsi="Consolas" w:eastAsia="Consolas" w:cs="Consolas"/>
                 <w:color w:val="000000"/>
               </w:rPr>
               <w:t>("</w:t>
@@ -329,7 +329,7 @@
             <w:proofErr w:type="gramStart"/>
             <w:r>
               <w:rPr>
-                <w:rFonts w:ascii="Consolas" w:eastAsia="Consolas" w:hAnsi="Consolas" w:cs="Consolas"/>
+                <w:rFonts w:ascii="Consolas" w:hAnsi="Consolas" w:eastAsia="Consolas" w:cs="Consolas"/>
                 <w:color w:val="000000"/>
               </w:rPr>
               <w:t>MAGIC!\</w:t>
@@ -337,7 +337,7 @@
             <w:proofErr w:type="gramEnd"/>
             <w:r>
               <w:rPr>
-                <w:rFonts w:ascii="Consolas" w:eastAsia="Consolas" w:hAnsi="Consolas" w:cs="Consolas"/>
+                <w:rFonts w:ascii="Consolas" w:hAnsi="Consolas" w:eastAsia="Consolas" w:cs="Consolas"/>
                 <w:color w:val="000000"/>
               </w:rPr>
               <w:t>n");</w:t>
@@ -350,7 +350,7 @@
             </w:pPr>
             <w:r>
               <w:rPr>
-                <w:rFonts w:ascii="Consolas" w:eastAsia="Consolas" w:hAnsi="Consolas" w:cs="Consolas"/>
+                <w:rFonts w:ascii="Consolas" w:hAnsi="Consolas" w:eastAsia="Consolas" w:cs="Consolas"/>
                 <w:color w:val="000000"/>
               </w:rPr>
               <w:t xml:space="preserve">    return 0;</w:t>
@@ -363,7 +363,7 @@
             </w:pPr>
             <w:r>
               <w:rPr>
-                <w:rFonts w:ascii="Consolas" w:eastAsia="Consolas" w:hAnsi="Consolas" w:cs="Consolas"/>
+                <w:rFonts w:ascii="Consolas" w:hAnsi="Consolas" w:eastAsia="Consolas" w:cs="Consolas"/>
                 <w:color w:val="000000"/>
               </w:rPr>
               <w:t>}</w:t>
@@ -372,7 +372,7 @@
           <w:p>
             <w:pPr>
               <w:rPr>
-                <w:rFonts w:ascii="Sarabun" w:eastAsia="Leelawadee UI" w:hAnsi="Sarabun" w:cs="Sarabun"/>
+                <w:rFonts w:ascii="Sarabun" w:hAnsi="Sarabun" w:eastAsia="Leelawadee UI" w:cs="Sarabun"/>
               </w:rPr>
             </w:pPr>
           </w:p>
@@ -422,6 +422,7 @@
         <w:tc>
           <w:tcPr>
             <w:tcW w:w="9350" w:type="dxa"/>
+            <w:tcMar/>
           </w:tcPr>
           <w:p>
             <w:pPr>
@@ -437,41 +438,275 @@
             <w:pPr>
               <w:rPr>
                 <w:rFonts w:ascii="Sarabun" w:hAnsi="Sarabun" w:cs="Sarabun"/>
-                <w:b/>
-                <w:bCs/>
-                <w:lang w:bidi="th-TH"/>
-              </w:rPr>
-            </w:pPr>
-          </w:p>
-          <w:p>
-            <w:pPr>
-              <w:rPr>
-                <w:rFonts w:ascii="Sarabun" w:hAnsi="Sarabun" w:cs="Sarabun"/>
-                <w:b/>
-                <w:bCs/>
-                <w:lang w:bidi="th-TH"/>
-              </w:rPr>
-            </w:pPr>
-          </w:p>
-          <w:p>
-            <w:pPr>
-              <w:rPr>
-                <w:rFonts w:ascii="Sarabun" w:hAnsi="Sarabun" w:cs="Sarabun"/>
-                <w:b/>
-                <w:bCs/>
-                <w:lang w:bidi="th-TH"/>
-              </w:rPr>
-            </w:pPr>
-          </w:p>
-          <w:p>
-            <w:pPr>
-              <w:rPr>
-                <w:rFonts w:ascii="Sarabun" w:hAnsi="Sarabun" w:cs="Sarabun"/>
-                <w:b/>
-                <w:bCs/>
-                <w:lang w:bidi="th-TH"/>
-              </w:rPr>
-            </w:pPr>
+                <w:b w:val="1"/>
+                <w:bCs w:val="1"/>
+                <w:lang w:bidi="th-TH"/>
+              </w:rPr>
+            </w:pPr>
+          </w:p>
+          <w:p>
+            <w:pPr>
+              <w:rPr>
+                <w:rFonts w:ascii="Sarabun" w:hAnsi="Sarabun" w:cs="Sarabun"/>
+                <w:b w:val="1"/>
+                <w:bCs w:val="1"/>
+                <w:lang w:bidi="th-TH"/>
+              </w:rPr>
+            </w:pPr>
+          </w:p>
+          <w:p>
+            <w:pPr>
+              <w:rPr>
+                <w:rFonts w:ascii="Sarabun" w:hAnsi="Sarabun" w:cs="Sarabun"/>
+                <w:b w:val="1"/>
+                <w:bCs w:val="1"/>
+                <w:lang w:bidi="th-TH"/>
+              </w:rPr>
+            </w:pPr>
+          </w:p>
+          <w:p>
+            <w:pPr>
+              <w:rPr>
+                <w:rFonts w:ascii="Sarabun" w:hAnsi="Sarabun" w:cs="Sarabun"/>
+                <w:b w:val="1"/>
+                <w:bCs w:val="1"/>
+                <w:lang w:bidi="th-TH"/>
+              </w:rPr>
+            </w:pPr>
+          </w:p>
+          <w:p>
+            <w:pPr>
+              <w:shd w:val="clear" w:color="auto" w:fill="121314"/>
+              <w:spacing w:line="285" w:lineRule="auto"/>
+            </w:pPr>
+            <w:r>
+              <w:rPr>
+                <w:rFonts w:ascii="Consolas" w:hAnsi="Consolas" w:eastAsia="Consolas" w:cs="Consolas"/>
+                <w:b w:val="0"/>
+                <w:bCs w:val="0"/>
+                <w:noProof w:val="0"/>
+                <w:color w:val="D2A8FF"/>
+                <w:sz w:val="21"/>
+                <w:szCs w:val="21"/>
+                <w:lang w:val="en-US"/>
+              </w:rPr>
+              <w:t>printf</w:t>
+            </w:r>
+            <w:r>
+              <w:rPr>
+                <w:rFonts w:ascii="Consolas" w:hAnsi="Consolas" w:eastAsia="Consolas" w:cs="Consolas"/>
+                <w:b w:val="0"/>
+                <w:bCs w:val="0"/>
+                <w:noProof w:val="0"/>
+                <w:color w:val="C9D1D9"/>
+                <w:sz w:val="21"/>
+                <w:szCs w:val="21"/>
+                <w:lang w:val="en-US"/>
+              </w:rPr>
+              <w:t>(</w:t>
+            </w:r>
+            <w:r>
+              <w:rPr>
+                <w:rFonts w:ascii="Consolas" w:hAnsi="Consolas" w:eastAsia="Consolas" w:cs="Consolas"/>
+                <w:b w:val="0"/>
+                <w:bCs w:val="0"/>
+                <w:noProof w:val="0"/>
+                <w:color w:val="A5D6FF"/>
+                <w:sz w:val="21"/>
+                <w:szCs w:val="21"/>
+                <w:lang w:val="en-US"/>
+              </w:rPr>
+              <w:t>"Hello my world!</w:t>
+            </w:r>
+            <w:r>
+              <w:rPr>
+                <w:rFonts w:ascii="Consolas" w:hAnsi="Consolas" w:eastAsia="Consolas" w:cs="Consolas"/>
+                <w:b w:val="0"/>
+                <w:bCs w:val="0"/>
+                <w:noProof w:val="0"/>
+                <w:color w:val="D7BA7D"/>
+                <w:sz w:val="21"/>
+                <w:szCs w:val="21"/>
+                <w:lang w:val="en-US"/>
+              </w:rPr>
+              <w:t>\n</w:t>
+            </w:r>
+            <w:r>
+              <w:rPr>
+                <w:rFonts w:ascii="Consolas" w:hAnsi="Consolas" w:eastAsia="Consolas" w:cs="Consolas"/>
+                <w:b w:val="0"/>
+                <w:bCs w:val="0"/>
+                <w:noProof w:val="0"/>
+                <w:color w:val="A5D6FF"/>
+                <w:sz w:val="21"/>
+                <w:szCs w:val="21"/>
+                <w:lang w:val="en-US"/>
+              </w:rPr>
+              <w:t>"</w:t>
+            </w:r>
+            <w:r>
+              <w:rPr>
+                <w:rFonts w:ascii="Consolas" w:hAnsi="Consolas" w:eastAsia="Consolas" w:cs="Consolas"/>
+                <w:b w:val="0"/>
+                <w:bCs w:val="0"/>
+                <w:noProof w:val="0"/>
+                <w:color w:val="C9D1D9"/>
+                <w:sz w:val="21"/>
+                <w:szCs w:val="21"/>
+                <w:lang w:val="en-US"/>
+              </w:rPr>
+              <w:t xml:space="preserve">); </w:t>
+            </w:r>
+          </w:p>
+          <w:p>
+            <w:pPr>
+              <w:shd w:val="clear" w:color="auto" w:fill="121314"/>
+              <w:spacing w:line="285" w:lineRule="auto"/>
+            </w:pPr>
+            <w:r>
+              <w:rPr>
+                <w:rFonts w:ascii="Consolas" w:hAnsi="Consolas" w:eastAsia="Consolas" w:cs="Consolas"/>
+                <w:b w:val="0"/>
+                <w:bCs w:val="0"/>
+                <w:noProof w:val="0"/>
+                <w:color w:val="C9D1D9"/>
+                <w:sz w:val="21"/>
+                <w:szCs w:val="21"/>
+                <w:lang w:val="en-US"/>
+              </w:rPr>
+              <w:t xml:space="preserve">    </w:t>
+            </w:r>
+            <w:r>
+              <w:rPr>
+                <w:rFonts w:ascii="Consolas" w:hAnsi="Consolas" w:eastAsia="Consolas" w:cs="Consolas"/>
+                <w:b w:val="0"/>
+                <w:bCs w:val="0"/>
+                <w:noProof w:val="0"/>
+                <w:color w:val="D2A8FF"/>
+                <w:sz w:val="21"/>
+                <w:szCs w:val="21"/>
+                <w:lang w:val="en-US"/>
+              </w:rPr>
+              <w:t>printf</w:t>
+            </w:r>
+            <w:r>
+              <w:rPr>
+                <w:rFonts w:ascii="Consolas" w:hAnsi="Consolas" w:eastAsia="Consolas" w:cs="Consolas"/>
+                <w:b w:val="0"/>
+                <w:bCs w:val="0"/>
+                <w:noProof w:val="0"/>
+                <w:color w:val="C9D1D9"/>
+                <w:sz w:val="21"/>
+                <w:szCs w:val="21"/>
+                <w:lang w:val="en-US"/>
+              </w:rPr>
+              <w:t>(</w:t>
+            </w:r>
+            <w:r>
+              <w:rPr>
+                <w:rFonts w:ascii="Consolas" w:hAnsi="Consolas" w:eastAsia="Consolas" w:cs="Consolas"/>
+                <w:b w:val="0"/>
+                <w:bCs w:val="0"/>
+                <w:noProof w:val="0"/>
+                <w:color w:val="A5D6FF"/>
+                <w:sz w:val="21"/>
+                <w:szCs w:val="21"/>
+                <w:lang w:val="en-US"/>
+              </w:rPr>
+              <w:t>"MAGIC!</w:t>
+            </w:r>
+            <w:r>
+              <w:rPr>
+                <w:rFonts w:ascii="Consolas" w:hAnsi="Consolas" w:eastAsia="Consolas" w:cs="Consolas"/>
+                <w:b w:val="0"/>
+                <w:bCs w:val="0"/>
+                <w:noProof w:val="0"/>
+                <w:color w:val="D7BA7D"/>
+                <w:sz w:val="21"/>
+                <w:szCs w:val="21"/>
+                <w:lang w:val="en-US"/>
+              </w:rPr>
+              <w:t>\n</w:t>
+            </w:r>
+            <w:r>
+              <w:rPr>
+                <w:rFonts w:ascii="Consolas" w:hAnsi="Consolas" w:eastAsia="Consolas" w:cs="Consolas"/>
+                <w:b w:val="0"/>
+                <w:bCs w:val="0"/>
+                <w:noProof w:val="0"/>
+                <w:color w:val="A5D6FF"/>
+                <w:sz w:val="21"/>
+                <w:szCs w:val="21"/>
+                <w:lang w:val="en-US"/>
+              </w:rPr>
+              <w:t>"</w:t>
+            </w:r>
+            <w:r>
+              <w:rPr>
+                <w:rFonts w:ascii="Consolas" w:hAnsi="Consolas" w:eastAsia="Consolas" w:cs="Consolas"/>
+                <w:b w:val="0"/>
+                <w:bCs w:val="0"/>
+                <w:noProof w:val="0"/>
+                <w:color w:val="C9D1D9"/>
+                <w:sz w:val="21"/>
+                <w:szCs w:val="21"/>
+                <w:lang w:val="en-US"/>
+              </w:rPr>
+              <w:t>);</w:t>
+            </w:r>
+          </w:p>
+          <w:p>
+            <w:pPr>
+              <w:rPr>
+                <w:rFonts w:ascii="Sarabun" w:hAnsi="Sarabun" w:cs="Sarabun"/>
+                <w:b w:val="1"/>
+                <w:bCs w:val="1"/>
+                <w:lang w:bidi="th-TH"/>
+              </w:rPr>
+            </w:pPr>
+          </w:p>
+          <w:p>
+            <w:pPr>
+              <w:pStyle w:val="Normal"/>
+              <w:rPr>
+                <w:rFonts w:ascii="Sarabun" w:hAnsi="Sarabun" w:cs="Sarabun"/>
+                <w:b w:val="1"/>
+                <w:bCs w:val="1"/>
+                <w:lang w:bidi="th-TH"/>
+              </w:rPr>
+            </w:pPr>
+            <w:r>
+              <w:rPr>
+                <w:rFonts w:ascii="Sarabun" w:hAnsi="Sarabun" w:cs="Sarabun"/>
+                <w:b w:val="1"/>
+                <w:bCs w:val="1"/>
+                <w:lang w:bidi="th-TH"/>
+              </w:rPr>
+              <w:t>Hello My World!</w:t>
+            </w:r>
+          </w:p>
+          <w:p>
+            <w:pPr>
+              <w:pStyle w:val="Normal"/>
+              <w:rPr>
+                <w:rFonts w:ascii="Sarabun" w:hAnsi="Sarabun" w:cs="Sarabun"/>
+                <w:b w:val="1"/>
+                <w:bCs w:val="1"/>
+                <w:lang w:bidi="th-TH"/>
+              </w:rPr>
+            </w:pPr>
+            <w:r>
+              <w:rPr>
+                <w:rFonts w:ascii="Sarabun" w:hAnsi="Sarabun" w:cs="Sarabun"/>
+                <w:b w:val="1"/>
+                <w:bCs w:val="1"/>
+                <w:lang w:bidi="th-TH"/>
+              </w:rPr>
+              <w:t>MAGIC!</w:t>
+            </w:r>
+            <w:r>
+              <w:br/>
+            </w:r>
           </w:p>
           <w:p>
             <w:pPr>
@@ -649,12 +884,12 @@
     <w:p>
       <w:pPr>
         <w:rPr>
-          <w:rFonts w:ascii="Leelawadee UI" w:eastAsia="Leelawadee UI" w:hAnsi="Leelawadee UI" w:cs="Leelawadee UI"/>
+          <w:rFonts w:ascii="Leelawadee UI" w:hAnsi="Leelawadee UI" w:eastAsia="Leelawadee UI" w:cs="Leelawadee UI"/>
         </w:rPr>
       </w:pPr>
       <w:r>
         <w:rPr>
-          <w:rFonts w:ascii="Leelawadee UI" w:eastAsia="Leelawadee UI" w:hAnsi="Leelawadee UI" w:cs="Leelawadee UI"/>
+          <w:rFonts w:ascii="Leelawadee UI" w:hAnsi="Leelawadee UI" w:eastAsia="Leelawadee UI" w:cs="Leelawadee UI"/>
           <w:b/>
         </w:rPr>
         <w:lastRenderedPageBreak/>
@@ -663,56 +898,56 @@
       <w:proofErr w:type="spellStart"/>
       <w:r>
         <w:rPr>
-          <w:rFonts w:ascii="Leelawadee UI" w:eastAsia="Leelawadee UI" w:hAnsi="Leelawadee UI" w:cs="Leelawadee UI"/>
+          <w:rFonts w:ascii="Leelawadee UI" w:hAnsi="Leelawadee UI" w:eastAsia="Leelawadee UI" w:cs="Leelawadee UI"/>
         </w:rPr>
         <w:t>ให้นักศึกษาเขียน</w:t>
       </w:r>
       <w:proofErr w:type="spellEnd"/>
       <w:r>
         <w:rPr>
-          <w:rFonts w:ascii="Leelawadee UI" w:eastAsia="Leelawadee UI" w:hAnsi="Leelawadee UI" w:cs="Leelawadee UI"/>
+          <w:rFonts w:ascii="Leelawadee UI" w:hAnsi="Leelawadee UI" w:eastAsia="Leelawadee UI" w:cs="Leelawadee UI"/>
         </w:rPr>
         <w:t xml:space="preserve"> Code </w:t>
       </w:r>
       <w:proofErr w:type="spellStart"/>
       <w:r>
         <w:rPr>
-          <w:rFonts w:ascii="Leelawadee UI" w:eastAsia="Leelawadee UI" w:hAnsi="Leelawadee UI" w:cs="Leelawadee UI"/>
+          <w:rFonts w:ascii="Leelawadee UI" w:hAnsi="Leelawadee UI" w:eastAsia="Leelawadee UI" w:cs="Leelawadee UI"/>
         </w:rPr>
         <w:t>ต่อไปนี้ลงไปในไฟล์</w:t>
       </w:r>
       <w:proofErr w:type="spellEnd"/>
       <w:r>
         <w:rPr>
-          <w:rFonts w:ascii="Leelawadee UI" w:eastAsia="Leelawadee UI" w:hAnsi="Leelawadee UI" w:cs="Leelawadee UI"/>
+          <w:rFonts w:ascii="Leelawadee UI" w:hAnsi="Leelawadee UI" w:eastAsia="Leelawadee UI" w:cs="Leelawadee UI"/>
         </w:rPr>
         <w:t xml:space="preserve"> </w:t>
       </w:r>
       <w:proofErr w:type="spellStart"/>
       <w:r>
         <w:rPr>
-          <w:rFonts w:ascii="Leelawadee UI" w:eastAsia="Leelawadee UI" w:hAnsi="Leelawadee UI" w:cs="Leelawadee UI"/>
+          <w:rFonts w:ascii="Leelawadee UI" w:hAnsi="Leelawadee UI" w:eastAsia="Leelawadee UI" w:cs="Leelawadee UI"/>
         </w:rPr>
         <w:t>main</w:t>
       </w:r>
       <w:proofErr w:type="gramStart"/>
       <w:r>
         <w:rPr>
-          <w:rFonts w:ascii="Leelawadee UI" w:eastAsia="Leelawadee UI" w:hAnsi="Leelawadee UI" w:cs="Leelawadee UI"/>
+          <w:rFonts w:ascii="Leelawadee UI" w:hAnsi="Leelawadee UI" w:eastAsia="Leelawadee UI" w:cs="Leelawadee UI"/>
         </w:rPr>
         <w:t>.c</w:t>
       </w:r>
       <w:proofErr w:type="spellEnd"/>
       <w:r>
         <w:rPr>
-          <w:rFonts w:ascii="Leelawadee UI" w:eastAsia="Leelawadee UI" w:hAnsi="Leelawadee UI" w:cs="Leelawadee UI"/>
+          <w:rFonts w:ascii="Leelawadee UI" w:hAnsi="Leelawadee UI" w:eastAsia="Leelawadee UI" w:cs="Leelawadee UI"/>
         </w:rPr>
         <w:t xml:space="preserve"> </w:t>
       </w:r>
       <w:proofErr w:type="spellStart"/>
       <w:r>
         <w:rPr>
-          <w:rFonts w:ascii="Leelawadee UI" w:eastAsia="Leelawadee UI" w:hAnsi="Leelawadee UI" w:cs="Leelawadee UI"/>
+          <w:rFonts w:ascii="Leelawadee UI" w:hAnsi="Leelawadee UI" w:eastAsia="Leelawadee UI" w:cs="Leelawadee UI"/>
         </w:rPr>
         <w:t>แล้วบันทึกผลที่คอมพิวเตอร์แสดงผล</w:t>
       </w:r>
@@ -741,7 +976,7 @@
             <w:proofErr w:type="gramStart"/>
             <w:r>
               <w:rPr>
-                <w:rFonts w:ascii="Consolas" w:eastAsia="Consolas" w:hAnsi="Consolas" w:cs="Consolas"/>
+                <w:rFonts w:ascii="Consolas" w:hAnsi="Consolas" w:eastAsia="Consolas" w:cs="Consolas"/>
                 <w:color w:val="000000"/>
               </w:rPr>
               <w:t>#include</w:t>
@@ -749,7 +984,7 @@
             <w:proofErr w:type="gramEnd"/>
             <w:r>
               <w:rPr>
-                <w:rFonts w:ascii="Consolas" w:eastAsia="Consolas" w:hAnsi="Consolas" w:cs="Consolas"/>
+                <w:rFonts w:ascii="Consolas" w:hAnsi="Consolas" w:eastAsia="Consolas" w:cs="Consolas"/>
                 <w:color w:val="000000"/>
               </w:rPr>
               <w:t xml:space="preserve"> &lt;</w:t>
@@ -757,7 +992,7 @@
             <w:proofErr w:type="spellStart"/>
             <w:r>
               <w:rPr>
-                <w:rFonts w:ascii="Consolas" w:eastAsia="Consolas" w:hAnsi="Consolas" w:cs="Consolas"/>
+                <w:rFonts w:ascii="Consolas" w:hAnsi="Consolas" w:eastAsia="Consolas" w:cs="Consolas"/>
                 <w:color w:val="000000"/>
               </w:rPr>
               <w:t>stdio.h</w:t>
@@ -765,7 +1000,7 @@
             <w:proofErr w:type="spellEnd"/>
             <w:r>
               <w:rPr>
-                <w:rFonts w:ascii="Consolas" w:eastAsia="Consolas" w:hAnsi="Consolas" w:cs="Consolas"/>
+                <w:rFonts w:ascii="Consolas" w:hAnsi="Consolas" w:eastAsia="Consolas" w:cs="Consolas"/>
                 <w:color w:val="000000"/>
               </w:rPr>
               <w:t>&gt;</w:t>
@@ -779,7 +1014,7 @@
             <w:proofErr w:type="gramStart"/>
             <w:r>
               <w:rPr>
-                <w:rFonts w:ascii="Consolas" w:eastAsia="Consolas" w:hAnsi="Consolas" w:cs="Consolas"/>
+                <w:rFonts w:ascii="Consolas" w:hAnsi="Consolas" w:eastAsia="Consolas" w:cs="Consolas"/>
                 <w:color w:val="000000"/>
               </w:rPr>
               <w:t>#include</w:t>
@@ -787,7 +1022,7 @@
             <w:proofErr w:type="gramEnd"/>
             <w:r>
               <w:rPr>
-                <w:rFonts w:ascii="Consolas" w:eastAsia="Consolas" w:hAnsi="Consolas" w:cs="Consolas"/>
+                <w:rFonts w:ascii="Consolas" w:hAnsi="Consolas" w:eastAsia="Consolas" w:cs="Consolas"/>
                 <w:color w:val="000000"/>
               </w:rPr>
               <w:t xml:space="preserve"> &lt;</w:t>
@@ -795,7 +1030,7 @@
             <w:proofErr w:type="spellStart"/>
             <w:r>
               <w:rPr>
-                <w:rFonts w:ascii="Consolas" w:eastAsia="Consolas" w:hAnsi="Consolas" w:cs="Consolas"/>
+                <w:rFonts w:ascii="Consolas" w:hAnsi="Consolas" w:eastAsia="Consolas" w:cs="Consolas"/>
                 <w:color w:val="000000"/>
               </w:rPr>
               <w:t>stdlib.h</w:t>
@@ -803,7 +1038,7 @@
             <w:proofErr w:type="spellEnd"/>
             <w:r>
               <w:rPr>
-                <w:rFonts w:ascii="Consolas" w:eastAsia="Consolas" w:hAnsi="Consolas" w:cs="Consolas"/>
+                <w:rFonts w:ascii="Consolas" w:hAnsi="Consolas" w:eastAsia="Consolas" w:cs="Consolas"/>
                 <w:color w:val="000000"/>
               </w:rPr>
               <w:t>&gt;</w:t>
@@ -822,7 +1057,7 @@
             </w:pPr>
             <w:r>
               <w:rPr>
-                <w:rFonts w:ascii="Consolas" w:eastAsia="Consolas" w:hAnsi="Consolas" w:cs="Consolas"/>
+                <w:rFonts w:ascii="Consolas" w:hAnsi="Consolas" w:eastAsia="Consolas" w:cs="Consolas"/>
                 <w:color w:val="000000"/>
               </w:rPr>
               <w:t xml:space="preserve">int </w:t>
@@ -830,7 +1065,7 @@
             <w:proofErr w:type="gramStart"/>
             <w:r>
               <w:rPr>
-                <w:rFonts w:ascii="Consolas" w:eastAsia="Consolas" w:hAnsi="Consolas" w:cs="Consolas"/>
+                <w:rFonts w:ascii="Consolas" w:hAnsi="Consolas" w:eastAsia="Consolas" w:cs="Consolas"/>
                 <w:color w:val="000000"/>
               </w:rPr>
               <w:t>main(</w:t>
@@ -838,7 +1073,7 @@
             <w:proofErr w:type="gramEnd"/>
             <w:r>
               <w:rPr>
-                <w:rFonts w:ascii="Consolas" w:eastAsia="Consolas" w:hAnsi="Consolas" w:cs="Consolas"/>
+                <w:rFonts w:ascii="Consolas" w:hAnsi="Consolas" w:eastAsia="Consolas" w:cs="Consolas"/>
                 <w:color w:val="000000"/>
               </w:rPr>
               <w:t>)</w:t>
@@ -851,7 +1086,7 @@
             </w:pPr>
             <w:r>
               <w:rPr>
-                <w:rFonts w:ascii="Consolas" w:eastAsia="Consolas" w:hAnsi="Consolas" w:cs="Consolas"/>
+                <w:rFonts w:ascii="Consolas" w:hAnsi="Consolas" w:eastAsia="Consolas" w:cs="Consolas"/>
                 <w:color w:val="000000"/>
               </w:rPr>
               <w:t>{</w:t>
@@ -864,7 +1099,7 @@
             </w:pPr>
             <w:r>
               <w:rPr>
-                <w:rFonts w:ascii="Consolas" w:eastAsia="Consolas" w:hAnsi="Consolas" w:cs="Consolas"/>
+                <w:rFonts w:ascii="Consolas" w:hAnsi="Consolas" w:eastAsia="Consolas" w:cs="Consolas"/>
                 <w:color w:val="000000"/>
               </w:rPr>
               <w:t xml:space="preserve">    </w:t>
@@ -873,7 +1108,7 @@
             <w:proofErr w:type="gramStart"/>
             <w:r>
               <w:rPr>
-                <w:rFonts w:ascii="Consolas" w:eastAsia="Consolas" w:hAnsi="Consolas" w:cs="Consolas"/>
+                <w:rFonts w:ascii="Consolas" w:hAnsi="Consolas" w:eastAsia="Consolas" w:cs="Consolas"/>
                 <w:color w:val="000000"/>
               </w:rPr>
               <w:t>printf</w:t>
@@ -881,7 +1116,7 @@
             <w:proofErr w:type="spellEnd"/>
             <w:r>
               <w:rPr>
-                <w:rFonts w:ascii="Consolas" w:eastAsia="Consolas" w:hAnsi="Consolas" w:cs="Consolas"/>
+                <w:rFonts w:ascii="Consolas" w:hAnsi="Consolas" w:eastAsia="Consolas" w:cs="Consolas"/>
                 <w:color w:val="000000"/>
               </w:rPr>
               <w:t>(</w:t>
@@ -889,7 +1124,7 @@
             <w:proofErr w:type="gramEnd"/>
             <w:r>
               <w:rPr>
-                <w:rFonts w:ascii="Consolas" w:eastAsia="Consolas" w:hAnsi="Consolas" w:cs="Consolas"/>
+                <w:rFonts w:ascii="Consolas" w:hAnsi="Consolas" w:eastAsia="Consolas" w:cs="Consolas"/>
                 <w:color w:val="000000"/>
               </w:rPr>
               <w:t>"MAGIC! ");</w:t>
@@ -902,7 +1137,7 @@
             </w:pPr>
             <w:r>
               <w:rPr>
-                <w:rFonts w:ascii="Consolas" w:eastAsia="Consolas" w:hAnsi="Consolas" w:cs="Consolas"/>
+                <w:rFonts w:ascii="Consolas" w:hAnsi="Consolas" w:eastAsia="Consolas" w:cs="Consolas"/>
                 <w:color w:val="000000"/>
               </w:rPr>
               <w:t xml:space="preserve">    </w:t>
@@ -911,7 +1146,7 @@
             <w:proofErr w:type="gramStart"/>
             <w:r>
               <w:rPr>
-                <w:rFonts w:ascii="Consolas" w:eastAsia="Consolas" w:hAnsi="Consolas" w:cs="Consolas"/>
+                <w:rFonts w:ascii="Consolas" w:hAnsi="Consolas" w:eastAsia="Consolas" w:cs="Consolas"/>
                 <w:color w:val="000000"/>
               </w:rPr>
               <w:t>printf</w:t>
@@ -919,7 +1154,7 @@
             <w:proofErr w:type="spellEnd"/>
             <w:r>
               <w:rPr>
-                <w:rFonts w:ascii="Consolas" w:eastAsia="Consolas" w:hAnsi="Consolas" w:cs="Consolas"/>
+                <w:rFonts w:ascii="Consolas" w:hAnsi="Consolas" w:eastAsia="Consolas" w:cs="Consolas"/>
                 <w:color w:val="000000"/>
               </w:rPr>
               <w:t>(</w:t>
@@ -927,7 +1162,7 @@
             <w:proofErr w:type="gramEnd"/>
             <w:r>
               <w:rPr>
-                <w:rFonts w:ascii="Consolas" w:eastAsia="Consolas" w:hAnsi="Consolas" w:cs="Consolas"/>
+                <w:rFonts w:ascii="Consolas" w:hAnsi="Consolas" w:eastAsia="Consolas" w:cs="Consolas"/>
                 <w:color w:val="000000"/>
               </w:rPr>
               <w:t xml:space="preserve">"Hello my </w:t>
@@ -935,7 +1170,7 @@
             <w:proofErr w:type="gramStart"/>
             <w:r>
               <w:rPr>
-                <w:rFonts w:ascii="Consolas" w:eastAsia="Consolas" w:hAnsi="Consolas" w:cs="Consolas"/>
+                <w:rFonts w:ascii="Consolas" w:hAnsi="Consolas" w:eastAsia="Consolas" w:cs="Consolas"/>
                 <w:color w:val="000000"/>
               </w:rPr>
               <w:t>world!\</w:t>
@@ -943,7 +1178,7 @@
             <w:proofErr w:type="gramEnd"/>
             <w:r>
               <w:rPr>
-                <w:rFonts w:ascii="Consolas" w:eastAsia="Consolas" w:hAnsi="Consolas" w:cs="Consolas"/>
+                <w:rFonts w:ascii="Consolas" w:hAnsi="Consolas" w:eastAsia="Consolas" w:cs="Consolas"/>
                 <w:color w:val="000000"/>
               </w:rPr>
               <w:t>n");</w:t>
@@ -956,7 +1191,7 @@
             </w:pPr>
             <w:r>
               <w:rPr>
-                <w:rFonts w:ascii="Consolas" w:eastAsia="Consolas" w:hAnsi="Consolas" w:cs="Consolas"/>
+                <w:rFonts w:ascii="Consolas" w:hAnsi="Consolas" w:eastAsia="Consolas" w:cs="Consolas"/>
                 <w:color w:val="000000"/>
               </w:rPr>
               <w:t xml:space="preserve">    return 0;</w:t>
@@ -969,7 +1204,7 @@
             </w:pPr>
             <w:r>
               <w:rPr>
-                <w:rFonts w:ascii="Consolas" w:eastAsia="Consolas" w:hAnsi="Consolas" w:cs="Consolas"/>
+                <w:rFonts w:ascii="Consolas" w:hAnsi="Consolas" w:eastAsia="Consolas" w:cs="Consolas"/>
                 <w:color w:val="000000"/>
               </w:rPr>
               <w:t>}</w:t>
@@ -1031,6 +1266,7 @@
         <w:tc>
           <w:tcPr>
             <w:tcW w:w="9350" w:type="dxa"/>
+            <w:tcMar/>
           </w:tcPr>
           <w:p>
             <w:pPr>
@@ -1094,63 +1330,241 @@
           </w:p>
           <w:p>
             <w:pPr>
-              <w:rPr>
-                <w:rFonts w:ascii="Sarabun" w:hAnsi="Sarabun" w:cs="Sarabun"/>
-                <w:b/>
-                <w:bCs/>
-                <w:lang w:bidi="th-TH"/>
-              </w:rPr>
-            </w:pPr>
-          </w:p>
-          <w:p>
-            <w:pPr>
-              <w:rPr>
-                <w:rFonts w:ascii="Sarabun" w:hAnsi="Sarabun" w:cs="Sarabun"/>
-                <w:b/>
-                <w:bCs/>
-                <w:lang w:bidi="th-TH"/>
-              </w:rPr>
-            </w:pPr>
-          </w:p>
-          <w:p>
-            <w:pPr>
-              <w:rPr>
-                <w:rFonts w:ascii="Sarabun" w:hAnsi="Sarabun" w:cs="Sarabun"/>
-                <w:b/>
-                <w:bCs/>
-                <w:lang w:bidi="th-TH"/>
-              </w:rPr>
-            </w:pPr>
-          </w:p>
-          <w:p>
-            <w:pPr>
-              <w:rPr>
-                <w:rFonts w:ascii="Sarabun" w:hAnsi="Sarabun" w:cs="Sarabun"/>
-                <w:b/>
-                <w:bCs/>
-                <w:lang w:bidi="th-TH"/>
-              </w:rPr>
-            </w:pPr>
-          </w:p>
-          <w:p>
-            <w:pPr>
-              <w:rPr>
-                <w:rFonts w:ascii="Sarabun" w:hAnsi="Sarabun" w:cs="Sarabun"/>
-                <w:b/>
-                <w:bCs/>
-                <w:lang w:bidi="th-TH"/>
-              </w:rPr>
-            </w:pPr>
-          </w:p>
-          <w:p>
-            <w:pPr>
-              <w:rPr>
-                <w:rFonts w:ascii="Sarabun" w:hAnsi="Sarabun" w:cs="Sarabun"/>
-                <w:b/>
-                <w:bCs/>
-                <w:lang w:bidi="th-TH"/>
-              </w:rPr>
-            </w:pPr>
+              <w:shd w:val="clear" w:color="auto" w:fill="121314"/>
+              <w:spacing w:line="285" w:lineRule="auto"/>
+            </w:pPr>
+            <w:r>
+              <w:rPr>
+                <w:rFonts w:ascii="Consolas" w:hAnsi="Consolas" w:eastAsia="Consolas" w:cs="Consolas"/>
+                <w:b w:val="0"/>
+                <w:bCs w:val="0"/>
+                <w:noProof w:val="0"/>
+                <w:color w:val="D2A8FF"/>
+                <w:sz w:val="21"/>
+                <w:szCs w:val="21"/>
+                <w:lang w:val="en-US"/>
+              </w:rPr>
+              <w:t>printf</w:t>
+            </w:r>
+            <w:r>
+              <w:rPr>
+                <w:rFonts w:ascii="Consolas" w:hAnsi="Consolas" w:eastAsia="Consolas" w:cs="Consolas"/>
+                <w:b w:val="0"/>
+                <w:bCs w:val="0"/>
+                <w:noProof w:val="0"/>
+                <w:color w:val="C9D1D9"/>
+                <w:sz w:val="21"/>
+                <w:szCs w:val="21"/>
+                <w:lang w:val="en-US"/>
+              </w:rPr>
+              <w:t>(</w:t>
+            </w:r>
+            <w:r>
+              <w:rPr>
+                <w:rFonts w:ascii="Consolas" w:hAnsi="Consolas" w:eastAsia="Consolas" w:cs="Consolas"/>
+                <w:b w:val="0"/>
+                <w:bCs w:val="0"/>
+                <w:noProof w:val="0"/>
+                <w:color w:val="A5D6FF"/>
+                <w:sz w:val="21"/>
+                <w:szCs w:val="21"/>
+                <w:lang w:val="en-US"/>
+              </w:rPr>
+              <w:t>"Magic!/n"</w:t>
+            </w:r>
+            <w:r>
+              <w:rPr>
+                <w:rFonts w:ascii="Consolas" w:hAnsi="Consolas" w:eastAsia="Consolas" w:cs="Consolas"/>
+                <w:b w:val="0"/>
+                <w:bCs w:val="0"/>
+                <w:noProof w:val="0"/>
+                <w:color w:val="C9D1D9"/>
+                <w:sz w:val="21"/>
+                <w:szCs w:val="21"/>
+                <w:lang w:val="en-US"/>
+              </w:rPr>
+              <w:t>);</w:t>
+            </w:r>
+          </w:p>
+          <w:p>
+            <w:pPr>
+              <w:shd w:val="clear" w:color="auto" w:fill="121314"/>
+              <w:spacing w:line="285" w:lineRule="auto"/>
+            </w:pPr>
+            <w:r>
+              <w:rPr>
+                <w:rFonts w:ascii="Consolas" w:hAnsi="Consolas" w:eastAsia="Consolas" w:cs="Consolas"/>
+                <w:b w:val="0"/>
+                <w:bCs w:val="0"/>
+                <w:noProof w:val="0"/>
+                <w:color w:val="C9D1D9"/>
+                <w:sz w:val="21"/>
+                <w:szCs w:val="21"/>
+                <w:lang w:val="en-US"/>
+              </w:rPr>
+              <w:t xml:space="preserve">    </w:t>
+            </w:r>
+            <w:r>
+              <w:rPr>
+                <w:rFonts w:ascii="Consolas" w:hAnsi="Consolas" w:eastAsia="Consolas" w:cs="Consolas"/>
+                <w:b w:val="0"/>
+                <w:bCs w:val="0"/>
+                <w:noProof w:val="0"/>
+                <w:color w:val="D2A8FF"/>
+                <w:sz w:val="21"/>
+                <w:szCs w:val="21"/>
+                <w:lang w:val="en-US"/>
+              </w:rPr>
+              <w:t>printf</w:t>
+            </w:r>
+            <w:r>
+              <w:rPr>
+                <w:rFonts w:ascii="Consolas" w:hAnsi="Consolas" w:eastAsia="Consolas" w:cs="Consolas"/>
+                <w:b w:val="0"/>
+                <w:bCs w:val="0"/>
+                <w:noProof w:val="0"/>
+                <w:color w:val="C9D1D9"/>
+                <w:sz w:val="21"/>
+                <w:szCs w:val="21"/>
+                <w:lang w:val="en-US"/>
+              </w:rPr>
+              <w:t>(</w:t>
+            </w:r>
+            <w:r>
+              <w:rPr>
+                <w:rFonts w:ascii="Consolas" w:hAnsi="Consolas" w:eastAsia="Consolas" w:cs="Consolas"/>
+                <w:b w:val="0"/>
+                <w:bCs w:val="0"/>
+                <w:noProof w:val="0"/>
+                <w:color w:val="A5D6FF"/>
+                <w:sz w:val="21"/>
+                <w:szCs w:val="21"/>
+                <w:lang w:val="en-US"/>
+              </w:rPr>
+              <w:t>"Hello my world!</w:t>
+            </w:r>
+            <w:r>
+              <w:rPr>
+                <w:rFonts w:ascii="Consolas" w:hAnsi="Consolas" w:eastAsia="Consolas" w:cs="Consolas"/>
+                <w:b w:val="0"/>
+                <w:bCs w:val="0"/>
+                <w:noProof w:val="0"/>
+                <w:color w:val="D7BA7D"/>
+                <w:sz w:val="21"/>
+                <w:szCs w:val="21"/>
+                <w:lang w:val="en-US"/>
+              </w:rPr>
+              <w:t>\n</w:t>
+            </w:r>
+            <w:r>
+              <w:rPr>
+                <w:rFonts w:ascii="Consolas" w:hAnsi="Consolas" w:eastAsia="Consolas" w:cs="Consolas"/>
+                <w:b w:val="0"/>
+                <w:bCs w:val="0"/>
+                <w:noProof w:val="0"/>
+                <w:color w:val="A5D6FF"/>
+                <w:sz w:val="21"/>
+                <w:szCs w:val="21"/>
+                <w:lang w:val="en-US"/>
+              </w:rPr>
+              <w:t>"</w:t>
+            </w:r>
+            <w:r>
+              <w:rPr>
+                <w:rFonts w:ascii="Consolas" w:hAnsi="Consolas" w:eastAsia="Consolas" w:cs="Consolas"/>
+                <w:b w:val="0"/>
+                <w:bCs w:val="0"/>
+                <w:noProof w:val="0"/>
+                <w:color w:val="C9D1D9"/>
+                <w:sz w:val="21"/>
+                <w:szCs w:val="21"/>
+                <w:lang w:val="en-US"/>
+              </w:rPr>
+              <w:t>);</w:t>
+            </w:r>
+          </w:p>
+          <w:p>
+            <w:pPr>
+              <w:rPr>
+                <w:rFonts w:ascii="Sarabun" w:hAnsi="Sarabun" w:cs="Sarabun"/>
+                <w:b w:val="1"/>
+                <w:bCs w:val="1"/>
+                <w:lang w:bidi="th-TH"/>
+              </w:rPr>
+            </w:pPr>
+          </w:p>
+          <w:p>
+            <w:pPr>
+              <w:rPr>
+                <w:rFonts w:ascii="Sarabun" w:hAnsi="Sarabun" w:cs="Sarabun"/>
+                <w:b/>
+                <w:bCs/>
+                <w:lang w:bidi="th-TH"/>
+              </w:rPr>
+            </w:pPr>
+          </w:p>
+          <w:p>
+            <w:pPr>
+              <w:rPr>
+                <w:rFonts w:ascii="Sarabun" w:hAnsi="Sarabun" w:cs="Sarabun"/>
+                <w:b/>
+                <w:bCs/>
+                <w:lang w:bidi="th-TH"/>
+              </w:rPr>
+            </w:pPr>
+          </w:p>
+          <w:p>
+            <w:pPr>
+              <w:rPr>
+                <w:rFonts w:ascii="Sarabun" w:hAnsi="Sarabun" w:cs="Sarabun"/>
+                <w:b/>
+                <w:bCs/>
+                <w:lang w:bidi="th-TH"/>
+              </w:rPr>
+            </w:pPr>
+          </w:p>
+          <w:p>
+            <w:pPr>
+              <w:rPr>
+                <w:rFonts w:ascii="Sarabun" w:hAnsi="Sarabun" w:cs="Sarabun"/>
+                <w:b/>
+                <w:bCs/>
+                <w:lang w:bidi="th-TH"/>
+              </w:rPr>
+            </w:pPr>
+          </w:p>
+          <w:p>
+            <w:pPr>
+              <w:rPr>
+                <w:rFonts w:ascii="Sarabun" w:hAnsi="Sarabun" w:cs="Sarabun"/>
+                <w:b w:val="1"/>
+                <w:bCs w:val="1"/>
+                <w:lang w:bidi="th-TH"/>
+              </w:rPr>
+            </w:pPr>
+            <w:r>
+              <w:rPr>
+                <w:rFonts w:ascii="Sarabun" w:hAnsi="Sarabun" w:cs="Sarabun"/>
+                <w:b w:val="1"/>
+                <w:bCs w:val="1"/>
+                <w:lang w:bidi="th-TH"/>
+              </w:rPr>
+              <w:t>Magic!</w:t>
+            </w:r>
+          </w:p>
+          <w:p>
+            <w:pPr>
+              <w:pStyle w:val="Normal"/>
+            </w:pPr>
+            <w:r>
+              <w:rPr>
+                <w:rFonts w:ascii="Sarabun" w:hAnsi="Sarabun" w:cs="Sarabun"/>
+                <w:b w:val="1"/>
+                <w:bCs w:val="1"/>
+                <w:lang w:bidi="th-TH"/>
+              </w:rPr>
+              <w:t>Hello My World!</w:t>
+            </w:r>
           </w:p>
           <w:p>
             <w:pPr>
@@ -1298,12 +1712,12 @@
     <w:p>
       <w:pPr>
         <w:rPr>
-          <w:rFonts w:ascii="Leelawadee UI" w:eastAsia="Leelawadee UI" w:hAnsi="Leelawadee UI" w:cs="Leelawadee UI"/>
+          <w:rFonts w:ascii="Leelawadee UI" w:hAnsi="Leelawadee UI" w:eastAsia="Leelawadee UI" w:cs="Leelawadee UI"/>
         </w:rPr>
       </w:pPr>
       <w:r>
         <w:rPr>
-          <w:rFonts w:ascii="Leelawadee UI" w:eastAsia="Leelawadee UI" w:hAnsi="Leelawadee UI" w:cs="Leelawadee UI"/>
+          <w:rFonts w:ascii="Leelawadee UI" w:hAnsi="Leelawadee UI" w:eastAsia="Leelawadee UI" w:cs="Leelawadee UI"/>
           <w:b/>
         </w:rPr>
         <w:lastRenderedPageBreak/>
@@ -1312,77 +1726,77 @@
       <w:proofErr w:type="spellStart"/>
       <w:r>
         <w:rPr>
-          <w:rFonts w:ascii="Leelawadee UI" w:eastAsia="Leelawadee UI" w:hAnsi="Leelawadee UI" w:cs="Leelawadee UI"/>
+          <w:rFonts w:ascii="Leelawadee UI" w:hAnsi="Leelawadee UI" w:eastAsia="Leelawadee UI" w:cs="Leelawadee UI"/>
         </w:rPr>
         <w:t>ให้นักศึกษาเขียน</w:t>
       </w:r>
       <w:proofErr w:type="spellEnd"/>
       <w:r>
         <w:rPr>
-          <w:rFonts w:ascii="Leelawadee UI" w:eastAsia="Leelawadee UI" w:hAnsi="Leelawadee UI" w:cs="Leelawadee UI"/>
+          <w:rFonts w:ascii="Leelawadee UI" w:hAnsi="Leelawadee UI" w:eastAsia="Leelawadee UI" w:cs="Leelawadee UI"/>
         </w:rPr>
         <w:t xml:space="preserve"> Code </w:t>
       </w:r>
       <w:proofErr w:type="spellStart"/>
       <w:r>
         <w:rPr>
-          <w:rFonts w:ascii="Leelawadee UI" w:eastAsia="Leelawadee UI" w:hAnsi="Leelawadee UI" w:cs="Leelawadee UI"/>
+          <w:rFonts w:ascii="Leelawadee UI" w:hAnsi="Leelawadee UI" w:eastAsia="Leelawadee UI" w:cs="Leelawadee UI"/>
         </w:rPr>
         <w:t>เพื่อแสดงผลชื่อและนามสกุลของตนเอง</w:t>
       </w:r>
       <w:proofErr w:type="spellEnd"/>
       <w:r>
         <w:rPr>
-          <w:rFonts w:ascii="Leelawadee UI" w:eastAsia="Leelawadee UI" w:hAnsi="Leelawadee UI" w:cs="Leelawadee UI"/>
+          <w:rFonts w:ascii="Leelawadee UI" w:hAnsi="Leelawadee UI" w:eastAsia="Leelawadee UI" w:cs="Leelawadee UI"/>
         </w:rPr>
         <w:t xml:space="preserve"> </w:t>
       </w:r>
       <w:proofErr w:type="spellStart"/>
       <w:r>
         <w:rPr>
-          <w:rFonts w:ascii="Leelawadee UI" w:eastAsia="Leelawadee UI" w:hAnsi="Leelawadee UI" w:cs="Leelawadee UI"/>
+          <w:rFonts w:ascii="Leelawadee UI" w:hAnsi="Leelawadee UI" w:eastAsia="Leelawadee UI" w:cs="Leelawadee UI"/>
         </w:rPr>
         <w:t>โดยการใช้คำสั่ง</w:t>
       </w:r>
       <w:proofErr w:type="spellEnd"/>
       <w:r>
         <w:rPr>
-          <w:rFonts w:ascii="Leelawadee UI" w:eastAsia="Leelawadee UI" w:hAnsi="Leelawadee UI" w:cs="Leelawadee UI"/>
+          <w:rFonts w:ascii="Leelawadee UI" w:hAnsi="Leelawadee UI" w:eastAsia="Leelawadee UI" w:cs="Leelawadee UI"/>
         </w:rPr>
         <w:t xml:space="preserve"> </w:t>
       </w:r>
       <w:proofErr w:type="spellStart"/>
       <w:r>
         <w:rPr>
-          <w:rFonts w:ascii="Leelawadee UI" w:eastAsia="Leelawadee UI" w:hAnsi="Leelawadee UI" w:cs="Leelawadee UI"/>
+          <w:rFonts w:ascii="Leelawadee UI" w:hAnsi="Leelawadee UI" w:eastAsia="Leelawadee UI" w:cs="Leelawadee UI"/>
         </w:rPr>
         <w:t>printf</w:t>
       </w:r>
       <w:proofErr w:type="spellEnd"/>
       <w:r>
         <w:rPr>
-          <w:rFonts w:ascii="Leelawadee UI" w:eastAsia="Leelawadee UI" w:hAnsi="Leelawadee UI" w:cs="Leelawadee UI"/>
+          <w:rFonts w:ascii="Leelawadee UI" w:hAnsi="Leelawadee UI" w:eastAsia="Leelawadee UI" w:cs="Leelawadee UI"/>
         </w:rPr>
         <w:t xml:space="preserve"> </w:t>
       </w:r>
       <w:proofErr w:type="spellStart"/>
       <w:r>
         <w:rPr>
-          <w:rFonts w:ascii="Leelawadee UI" w:eastAsia="Leelawadee UI" w:hAnsi="Leelawadee UI" w:cs="Leelawadee UI"/>
+          <w:rFonts w:ascii="Leelawadee UI" w:hAnsi="Leelawadee UI" w:eastAsia="Leelawadee UI" w:cs="Leelawadee UI"/>
         </w:rPr>
         <w:t>เพียงแค่</w:t>
       </w:r>
       <w:proofErr w:type="spellEnd"/>
       <w:r>
         <w:rPr>
-          <w:rFonts w:ascii="Leelawadee UI" w:eastAsia="Leelawadee UI" w:hAnsi="Leelawadee UI" w:cs="Leelawadee UI"/>
+          <w:rFonts w:ascii="Leelawadee UI" w:hAnsi="Leelawadee UI" w:eastAsia="Leelawadee UI" w:cs="Leelawadee UI"/>
         </w:rPr>
         <w:t xml:space="preserve"> 1 </w:t>
       </w:r>
       <w:proofErr w:type="spellStart"/>
       <w:r>
         <w:rPr>
-          <w:rFonts w:ascii="Leelawadee UI" w:eastAsia="Leelawadee UI" w:hAnsi="Leelawadee UI" w:cs="Leelawadee UI"/>
+          <w:rFonts w:ascii="Leelawadee UI" w:hAnsi="Leelawadee UI" w:eastAsia="Leelawadee UI" w:cs="Leelawadee UI"/>
         </w:rPr>
         <w:t>ครั้งเท่านั้น</w:t>
       </w:r>
@@ -1391,14 +1805,14 @@
     <w:p>
       <w:pPr>
         <w:rPr>
-          <w:rFonts w:ascii="Leelawadee UI" w:eastAsia="Leelawadee UI" w:hAnsi="Leelawadee UI" w:cs="Leelawadee UI"/>
+          <w:rFonts w:ascii="Leelawadee UI" w:hAnsi="Leelawadee UI" w:eastAsia="Leelawadee UI" w:cs="Leelawadee UI"/>
           <w:b/>
         </w:rPr>
       </w:pPr>
       <w:proofErr w:type="spellStart"/>
       <w:r>
         <w:rPr>
-          <w:rFonts w:ascii="Leelawadee UI" w:eastAsia="Leelawadee UI" w:hAnsi="Leelawadee UI" w:cs="Leelawadee UI"/>
+          <w:rFonts w:ascii="Leelawadee UI" w:hAnsi="Leelawadee UI" w:eastAsia="Leelawadee UI" w:cs="Leelawadee UI"/>
           <w:b/>
         </w:rPr>
         <w:t>ตัวอย่างผลลัพธ์</w:t>
@@ -1426,7 +1840,7 @@
             </w:pPr>
             <w:r>
               <w:rPr>
-                <w:rFonts w:ascii="Consolas" w:eastAsia="Consolas" w:hAnsi="Consolas" w:cs="Consolas"/>
+                <w:rFonts w:ascii="Consolas" w:hAnsi="Consolas" w:eastAsia="Consolas" w:cs="Consolas"/>
                 <w:color w:val="000000"/>
               </w:rPr>
               <w:t>Hello!</w:t>
@@ -1439,21 +1853,21 @@
             </w:pPr>
             <w:r>
               <w:rPr>
-                <w:rFonts w:ascii="Consolas" w:eastAsia="Consolas" w:hAnsi="Consolas" w:cs="Consolas"/>
+                <w:rFonts w:ascii="Consolas" w:hAnsi="Consolas" w:eastAsia="Consolas" w:cs="Consolas"/>
                 <w:color w:val="000000"/>
               </w:rPr>
               <w:t xml:space="preserve">My name is </w:t>
             </w:r>
             <w:r>
               <w:rPr>
-                <w:rFonts w:ascii="Consolas" w:eastAsia="Consolas" w:hAnsi="Consolas" w:cs="Consolas"/>
+                <w:rFonts w:ascii="Consolas" w:hAnsi="Consolas" w:eastAsia="Consolas" w:cs="Consolas"/>
                 <w:color w:val="000000"/>
               </w:rPr>
               <w:t>Jirayu Peetakul</w:t>
             </w:r>
             <w:r>
               <w:rPr>
-                <w:rFonts w:ascii="Consolas" w:eastAsia="Consolas" w:hAnsi="Consolas" w:cs="Consolas"/>
+                <w:rFonts w:ascii="Consolas" w:hAnsi="Consolas" w:eastAsia="Consolas" w:cs="Consolas"/>
                 <w:color w:val="000000"/>
               </w:rPr>
               <w:t>.</w:t>
@@ -1466,14 +1880,14 @@
             </w:pPr>
             <w:r>
               <w:rPr>
-                <w:rFonts w:ascii="Consolas" w:eastAsia="Consolas" w:hAnsi="Consolas" w:cs="Consolas"/>
+                <w:rFonts w:ascii="Consolas" w:hAnsi="Consolas" w:eastAsia="Consolas" w:cs="Consolas"/>
                 <w:color w:val="000000"/>
               </w:rPr>
               <w:t>Nice to meet you!</w:t>
             </w:r>
             <w:r>
               <w:rPr>
-                <w:rFonts w:ascii="Consolas" w:eastAsia="Consolas" w:hAnsi="Consolas" w:cs="Consolas"/>
+                <w:rFonts w:ascii="Consolas" w:hAnsi="Consolas" w:eastAsia="Consolas" w:cs="Consolas"/>
                 <w:color w:val="000000"/>
               </w:rPr>
               <w:t xml:space="preserve"> </w:t>
@@ -1525,6 +1939,7 @@
         <w:tc>
           <w:tcPr>
             <w:tcW w:w="9350" w:type="dxa"/>
+            <w:tcMar/>
           </w:tcPr>
           <w:p>
             <w:pPr>
@@ -1558,220 +1973,796 @@
           </w:p>
           <w:p>
             <w:pPr>
-              <w:rPr>
-                <w:rFonts w:ascii="Sarabun" w:hAnsi="Sarabun" w:cs="Sarabun"/>
-                <w:b/>
-                <w:bCs/>
-                <w:lang w:bidi="th-TH"/>
-              </w:rPr>
-            </w:pPr>
-          </w:p>
-          <w:p>
-            <w:pPr>
-              <w:rPr>
-                <w:rFonts w:ascii="Sarabun" w:hAnsi="Sarabun" w:cs="Sarabun"/>
-                <w:b/>
-                <w:bCs/>
-                <w:lang w:bidi="th-TH"/>
-              </w:rPr>
-            </w:pPr>
-          </w:p>
-          <w:p>
-            <w:pPr>
-              <w:rPr>
-                <w:rFonts w:ascii="Sarabun" w:hAnsi="Sarabun" w:cs="Sarabun"/>
-                <w:b/>
-                <w:bCs/>
-                <w:lang w:bidi="th-TH"/>
-              </w:rPr>
-            </w:pPr>
-          </w:p>
-          <w:p>
-            <w:pPr>
-              <w:rPr>
-                <w:rFonts w:ascii="Sarabun" w:hAnsi="Sarabun" w:cs="Sarabun"/>
-                <w:b/>
-                <w:bCs/>
-                <w:lang w:bidi="th-TH"/>
-              </w:rPr>
-            </w:pPr>
-          </w:p>
-          <w:p>
-            <w:pPr>
-              <w:rPr>
-                <w:rFonts w:ascii="Sarabun" w:hAnsi="Sarabun" w:cs="Sarabun"/>
-                <w:b/>
-                <w:bCs/>
-                <w:lang w:bidi="th-TH"/>
-              </w:rPr>
-            </w:pPr>
-          </w:p>
-          <w:p>
-            <w:pPr>
-              <w:rPr>
-                <w:rFonts w:ascii="Sarabun" w:hAnsi="Sarabun" w:cs="Sarabun"/>
-                <w:b/>
-                <w:bCs/>
-                <w:lang w:bidi="th-TH"/>
-              </w:rPr>
-            </w:pPr>
-          </w:p>
-          <w:p>
-            <w:pPr>
-              <w:rPr>
-                <w:rFonts w:ascii="Sarabun" w:hAnsi="Sarabun" w:cs="Sarabun"/>
-                <w:b/>
-                <w:bCs/>
-                <w:lang w:bidi="th-TH"/>
-              </w:rPr>
-            </w:pPr>
-          </w:p>
-          <w:p>
-            <w:pPr>
-              <w:rPr>
-                <w:rFonts w:ascii="Sarabun" w:hAnsi="Sarabun" w:cs="Sarabun"/>
-                <w:b/>
-                <w:bCs/>
-                <w:lang w:bidi="th-TH"/>
-              </w:rPr>
-            </w:pPr>
-          </w:p>
-          <w:p>
-            <w:pPr>
-              <w:rPr>
-                <w:rFonts w:ascii="Sarabun" w:hAnsi="Sarabun" w:cs="Sarabun"/>
-                <w:b/>
-                <w:bCs/>
-                <w:lang w:bidi="th-TH"/>
-              </w:rPr>
-            </w:pPr>
-          </w:p>
-          <w:p>
-            <w:pPr>
-              <w:rPr>
-                <w:rFonts w:ascii="Sarabun" w:hAnsi="Sarabun" w:cs="Sarabun"/>
-                <w:b/>
-                <w:bCs/>
-                <w:lang w:bidi="th-TH"/>
-              </w:rPr>
-            </w:pPr>
-          </w:p>
-          <w:p>
-            <w:pPr>
-              <w:rPr>
-                <w:rFonts w:ascii="Sarabun" w:hAnsi="Sarabun" w:cs="Sarabun"/>
-                <w:b/>
-                <w:bCs/>
-                <w:lang w:bidi="th-TH"/>
-              </w:rPr>
-            </w:pPr>
-          </w:p>
-          <w:p>
-            <w:pPr>
-              <w:rPr>
-                <w:rFonts w:ascii="Sarabun" w:hAnsi="Sarabun" w:cs="Sarabun"/>
-                <w:b/>
-                <w:bCs/>
-                <w:lang w:bidi="th-TH"/>
-              </w:rPr>
-            </w:pPr>
-          </w:p>
-          <w:p>
-            <w:pPr>
-              <w:rPr>
-                <w:rFonts w:ascii="Sarabun" w:hAnsi="Sarabun" w:cs="Sarabun"/>
-                <w:b/>
-                <w:bCs/>
-                <w:lang w:bidi="th-TH"/>
-              </w:rPr>
-            </w:pPr>
-          </w:p>
-          <w:p>
-            <w:pPr>
-              <w:rPr>
-                <w:rFonts w:ascii="Sarabun" w:hAnsi="Sarabun" w:cs="Sarabun"/>
-                <w:b/>
-                <w:bCs/>
-                <w:lang w:bidi="th-TH"/>
-              </w:rPr>
-            </w:pPr>
-          </w:p>
-          <w:p>
-            <w:pPr>
-              <w:rPr>
-                <w:rFonts w:ascii="Sarabun" w:hAnsi="Sarabun" w:cs="Sarabun"/>
-                <w:b/>
-                <w:bCs/>
-                <w:lang w:bidi="th-TH"/>
-              </w:rPr>
-            </w:pPr>
-          </w:p>
-          <w:p>
-            <w:pPr>
-              <w:rPr>
-                <w:rFonts w:ascii="Sarabun" w:hAnsi="Sarabun" w:cs="Sarabun"/>
-                <w:b/>
-                <w:bCs/>
-                <w:lang w:bidi="th-TH"/>
-              </w:rPr>
-            </w:pPr>
-          </w:p>
-          <w:p>
-            <w:pPr>
-              <w:rPr>
-                <w:rFonts w:ascii="Sarabun" w:hAnsi="Sarabun" w:cs="Sarabun"/>
-                <w:b/>
-                <w:bCs/>
-                <w:lang w:bidi="th-TH"/>
-              </w:rPr>
-            </w:pPr>
-          </w:p>
-          <w:p>
-            <w:pPr>
-              <w:rPr>
-                <w:rFonts w:ascii="Sarabun" w:hAnsi="Sarabun" w:cs="Sarabun" w:hint="cs"/>
-                <w:b/>
-                <w:bCs/>
-                <w:lang w:bidi="th-TH"/>
-              </w:rPr>
-            </w:pPr>
-          </w:p>
-          <w:p>
-            <w:pPr>
-              <w:rPr>
-                <w:rFonts w:ascii="Sarabun" w:hAnsi="Sarabun" w:cs="Sarabun"/>
-                <w:b/>
-                <w:bCs/>
-                <w:lang w:bidi="th-TH"/>
-              </w:rPr>
-            </w:pPr>
-          </w:p>
-          <w:p>
-            <w:pPr>
-              <w:rPr>
-                <w:rFonts w:ascii="Sarabun" w:hAnsi="Sarabun" w:cs="Sarabun"/>
-                <w:b/>
-                <w:bCs/>
-                <w:lang w:bidi="th-TH"/>
-              </w:rPr>
-            </w:pPr>
-          </w:p>
-          <w:p>
-            <w:pPr>
-              <w:rPr>
-                <w:rFonts w:ascii="Sarabun" w:hAnsi="Sarabun" w:cs="Sarabun" w:hint="cs"/>
-                <w:b/>
-                <w:bCs/>
-                <w:lang w:bidi="th-TH"/>
-              </w:rPr>
-            </w:pPr>
-          </w:p>
-          <w:p>
-            <w:pPr>
-              <w:rPr>
-                <w:rFonts w:ascii="Sarabun" w:hAnsi="Sarabun" w:cs="Sarabun"/>
-                <w:b/>
-                <w:bCs/>
+              <w:shd w:val="clear" w:color="auto" w:fill="121314"/>
+              <w:spacing w:line="285" w:lineRule="auto"/>
+            </w:pPr>
+            <w:r>
+              <w:rPr>
+                <w:rFonts w:ascii="Consolas" w:hAnsi="Consolas" w:eastAsia="Consolas" w:cs="Consolas"/>
+                <w:b w:val="0"/>
+                <w:bCs w:val="0"/>
+                <w:noProof w:val="0"/>
+                <w:color w:val="C586C0"/>
+                <w:sz w:val="21"/>
+                <w:szCs w:val="21"/>
+                <w:lang w:val="en-US"/>
+              </w:rPr>
+              <w:t>#include</w:t>
+            </w:r>
+            <w:r>
+              <w:rPr>
+                <w:rFonts w:ascii="Consolas" w:hAnsi="Consolas" w:eastAsia="Consolas" w:cs="Consolas"/>
+                <w:b w:val="0"/>
+                <w:bCs w:val="0"/>
+                <w:noProof w:val="0"/>
+                <w:color w:val="569CD6"/>
+                <w:sz w:val="21"/>
+                <w:szCs w:val="21"/>
+                <w:lang w:val="en-US"/>
+              </w:rPr>
+              <w:t xml:space="preserve"> </w:t>
+            </w:r>
+            <w:r>
+              <w:rPr>
+                <w:rFonts w:ascii="Consolas" w:hAnsi="Consolas" w:eastAsia="Consolas" w:cs="Consolas"/>
+                <w:b w:val="0"/>
+                <w:bCs w:val="0"/>
+                <w:noProof w:val="0"/>
+                <w:color w:val="A5D6FF"/>
+                <w:sz w:val="21"/>
+                <w:szCs w:val="21"/>
+                <w:lang w:val="en-US"/>
+              </w:rPr>
+              <w:t>&lt;stdio.h&gt;</w:t>
+            </w:r>
+          </w:p>
+          <w:p>
+            <w:pPr>
+              <w:shd w:val="clear" w:color="auto" w:fill="121314"/>
+              <w:spacing w:line="285" w:lineRule="auto"/>
+            </w:pPr>
+            <w:r>
+              <w:rPr>
+                <w:rFonts w:ascii="Consolas" w:hAnsi="Consolas" w:eastAsia="Consolas" w:cs="Consolas"/>
+                <w:b w:val="0"/>
+                <w:bCs w:val="0"/>
+                <w:noProof w:val="0"/>
+                <w:color w:val="C586C0"/>
+                <w:sz w:val="21"/>
+                <w:szCs w:val="21"/>
+                <w:lang w:val="en-US"/>
+              </w:rPr>
+              <w:t>#include</w:t>
+            </w:r>
+            <w:r>
+              <w:rPr>
+                <w:rFonts w:ascii="Consolas" w:hAnsi="Consolas" w:eastAsia="Consolas" w:cs="Consolas"/>
+                <w:b w:val="0"/>
+                <w:bCs w:val="0"/>
+                <w:noProof w:val="0"/>
+                <w:color w:val="569CD6"/>
+                <w:sz w:val="21"/>
+                <w:szCs w:val="21"/>
+                <w:lang w:val="en-US"/>
+              </w:rPr>
+              <w:t xml:space="preserve"> </w:t>
+            </w:r>
+            <w:r>
+              <w:rPr>
+                <w:rFonts w:ascii="Consolas" w:hAnsi="Consolas" w:eastAsia="Consolas" w:cs="Consolas"/>
+                <w:b w:val="0"/>
+                <w:bCs w:val="0"/>
+                <w:noProof w:val="0"/>
+                <w:color w:val="A5D6FF"/>
+                <w:sz w:val="21"/>
+                <w:szCs w:val="21"/>
+                <w:lang w:val="en-US"/>
+              </w:rPr>
+              <w:t>&lt;stdlib.h&gt;</w:t>
+            </w:r>
+          </w:p>
+          <w:p>
+            <w:pPr>
+              <w:shd w:val="clear" w:color="auto" w:fill="121314"/>
+              <w:spacing w:line="285" w:lineRule="auto"/>
+            </w:pPr>
+            <w:r>
+              <w:rPr>
+                <w:rFonts w:ascii="Consolas" w:hAnsi="Consolas" w:eastAsia="Consolas" w:cs="Consolas"/>
+                <w:b w:val="0"/>
+                <w:bCs w:val="0"/>
+                <w:noProof w:val="0"/>
+                <w:color w:val="FF7B72"/>
+                <w:sz w:val="21"/>
+                <w:szCs w:val="21"/>
+                <w:lang w:val="en-US"/>
+              </w:rPr>
+              <w:t>int</w:t>
+            </w:r>
+            <w:r>
+              <w:rPr>
+                <w:rFonts w:ascii="Consolas" w:hAnsi="Consolas" w:eastAsia="Consolas" w:cs="Consolas"/>
+                <w:b w:val="0"/>
+                <w:bCs w:val="0"/>
+                <w:noProof w:val="0"/>
+                <w:color w:val="BBBEBF"/>
+                <w:sz w:val="21"/>
+                <w:szCs w:val="21"/>
+                <w:lang w:val="en-US"/>
+              </w:rPr>
+              <w:t xml:space="preserve"> </w:t>
+            </w:r>
+            <w:r>
+              <w:rPr>
+                <w:rFonts w:ascii="Consolas" w:hAnsi="Consolas" w:eastAsia="Consolas" w:cs="Consolas"/>
+                <w:b w:val="0"/>
+                <w:bCs w:val="0"/>
+                <w:noProof w:val="0"/>
+                <w:color w:val="D2A8FF"/>
+                <w:sz w:val="21"/>
+                <w:szCs w:val="21"/>
+                <w:lang w:val="en-US"/>
+              </w:rPr>
+              <w:t>main</w:t>
+            </w:r>
+            <w:r>
+              <w:rPr>
+                <w:rFonts w:ascii="Consolas" w:hAnsi="Consolas" w:eastAsia="Consolas" w:cs="Consolas"/>
+                <w:b w:val="0"/>
+                <w:bCs w:val="0"/>
+                <w:noProof w:val="0"/>
+                <w:color w:val="BBBEBF"/>
+                <w:sz w:val="21"/>
+                <w:szCs w:val="21"/>
+                <w:lang w:val="en-US"/>
+              </w:rPr>
+              <w:t xml:space="preserve">() </w:t>
+            </w:r>
+            <w:r>
+              <w:rPr>
+                <w:rFonts w:ascii="Consolas" w:hAnsi="Consolas" w:eastAsia="Consolas" w:cs="Consolas"/>
+                <w:b w:val="0"/>
+                <w:bCs w:val="0"/>
+                <w:noProof w:val="0"/>
+                <w:color w:val="C9D1D9"/>
+                <w:sz w:val="21"/>
+                <w:szCs w:val="21"/>
+                <w:lang w:val="en-US"/>
+              </w:rPr>
+              <w:t>{</w:t>
+            </w:r>
+          </w:p>
+          <w:p>
+            <w:pPr>
+              <w:shd w:val="clear" w:color="auto" w:fill="121314"/>
+              <w:spacing w:line="285" w:lineRule="auto"/>
+            </w:pPr>
+            <w:r>
+              <w:rPr>
+                <w:rFonts w:ascii="Consolas" w:hAnsi="Consolas" w:eastAsia="Consolas" w:cs="Consolas"/>
+                <w:b w:val="0"/>
+                <w:bCs w:val="0"/>
+                <w:noProof w:val="0"/>
+                <w:color w:val="C9D1D9"/>
+                <w:sz w:val="21"/>
+                <w:szCs w:val="21"/>
+                <w:lang w:val="en-US"/>
+              </w:rPr>
+              <w:t xml:space="preserve">    </w:t>
+            </w:r>
+            <w:r>
+              <w:rPr>
+                <w:rFonts w:ascii="Consolas" w:hAnsi="Consolas" w:eastAsia="Consolas" w:cs="Consolas"/>
+                <w:b w:val="0"/>
+                <w:bCs w:val="0"/>
+                <w:noProof w:val="0"/>
+                <w:color w:val="D2A8FF"/>
+                <w:sz w:val="21"/>
+                <w:szCs w:val="21"/>
+                <w:lang w:val="en-US"/>
+              </w:rPr>
+              <w:t>printf</w:t>
+            </w:r>
+            <w:r>
+              <w:rPr>
+                <w:rFonts w:ascii="Consolas" w:hAnsi="Consolas" w:eastAsia="Consolas" w:cs="Consolas"/>
+                <w:b w:val="0"/>
+                <w:bCs w:val="0"/>
+                <w:noProof w:val="0"/>
+                <w:color w:val="C9D1D9"/>
+                <w:sz w:val="21"/>
+                <w:szCs w:val="21"/>
+                <w:lang w:val="en-US"/>
+              </w:rPr>
+              <w:t>(</w:t>
+            </w:r>
+            <w:r>
+              <w:rPr>
+                <w:rFonts w:ascii="Consolas" w:hAnsi="Consolas" w:eastAsia="Consolas" w:cs="Consolas"/>
+                <w:b w:val="0"/>
+                <w:bCs w:val="0"/>
+                <w:noProof w:val="0"/>
+                <w:color w:val="A5D6FF"/>
+                <w:sz w:val="21"/>
+                <w:szCs w:val="21"/>
+                <w:lang w:val="en-US"/>
+              </w:rPr>
+              <w:t>"</w:t>
+            </w:r>
+            <w:r>
+              <w:rPr>
+                <w:rFonts w:ascii="Consolas" w:hAnsi="Consolas" w:eastAsia="Consolas" w:cs="Consolas"/>
+                <w:b w:val="0"/>
+                <w:bCs w:val="0"/>
+                <w:noProof w:val="0"/>
+                <w:color w:val="A5D6FF"/>
+                <w:sz w:val="21"/>
+                <w:szCs w:val="21"/>
+                <w:lang w:val="en-US"/>
+              </w:rPr>
+              <w:t>Hello!</w:t>
+            </w:r>
+            <w:r>
+              <w:rPr>
+                <w:rFonts w:ascii="Consolas" w:hAnsi="Consolas" w:eastAsia="Consolas" w:cs="Consolas"/>
+                <w:b w:val="0"/>
+                <w:bCs w:val="0"/>
+                <w:noProof w:val="0"/>
+                <w:color w:val="D7BA7D"/>
+                <w:sz w:val="21"/>
+                <w:szCs w:val="21"/>
+                <w:lang w:val="en-US"/>
+              </w:rPr>
+              <w:t>\</w:t>
+            </w:r>
+            <w:r>
+              <w:rPr>
+                <w:rFonts w:ascii="Consolas" w:hAnsi="Consolas" w:eastAsia="Consolas" w:cs="Consolas"/>
+                <w:b w:val="0"/>
+                <w:bCs w:val="0"/>
+                <w:noProof w:val="0"/>
+                <w:color w:val="D7BA7D"/>
+                <w:sz w:val="21"/>
+                <w:szCs w:val="21"/>
+                <w:lang w:val="en-US"/>
+              </w:rPr>
+              <w:t>n</w:t>
+            </w:r>
+            <w:r>
+              <w:rPr>
+                <w:rFonts w:ascii="Consolas" w:hAnsi="Consolas" w:eastAsia="Consolas" w:cs="Consolas"/>
+                <w:b w:val="0"/>
+                <w:bCs w:val="0"/>
+                <w:noProof w:val="0"/>
+                <w:color w:val="A5D6FF"/>
+                <w:sz w:val="21"/>
+                <w:szCs w:val="21"/>
+                <w:lang w:val="en-US"/>
+              </w:rPr>
+              <w:t>My</w:t>
+            </w:r>
+            <w:r>
+              <w:rPr>
+                <w:rFonts w:ascii="Consolas" w:hAnsi="Consolas" w:eastAsia="Consolas" w:cs="Consolas"/>
+                <w:b w:val="0"/>
+                <w:bCs w:val="0"/>
+                <w:noProof w:val="0"/>
+                <w:color w:val="A5D6FF"/>
+                <w:sz w:val="21"/>
+                <w:szCs w:val="21"/>
+                <w:lang w:val="en-US"/>
+              </w:rPr>
+              <w:t xml:space="preserve"> name is </w:t>
+            </w:r>
+            <w:r>
+              <w:rPr>
+                <w:rFonts w:ascii="Consolas" w:hAnsi="Consolas" w:eastAsia="Consolas" w:cs="Consolas"/>
+                <w:b w:val="0"/>
+                <w:bCs w:val="0"/>
+                <w:noProof w:val="0"/>
+                <w:color w:val="A5D6FF"/>
+                <w:sz w:val="21"/>
+                <w:szCs w:val="21"/>
+                <w:lang w:val="en-US"/>
+              </w:rPr>
+              <w:t>Phatcharaphon.</w:t>
+            </w:r>
+            <w:r>
+              <w:rPr>
+                <w:rFonts w:ascii="Consolas" w:hAnsi="Consolas" w:eastAsia="Consolas" w:cs="Consolas"/>
+                <w:b w:val="0"/>
+                <w:bCs w:val="0"/>
+                <w:noProof w:val="0"/>
+                <w:color w:val="D7BA7D"/>
+                <w:sz w:val="21"/>
+                <w:szCs w:val="21"/>
+                <w:lang w:val="en-US"/>
+              </w:rPr>
+              <w:t>\</w:t>
+            </w:r>
+            <w:r>
+              <w:rPr>
+                <w:rFonts w:ascii="Consolas" w:hAnsi="Consolas" w:eastAsia="Consolas" w:cs="Consolas"/>
+                <w:b w:val="0"/>
+                <w:bCs w:val="0"/>
+                <w:noProof w:val="0"/>
+                <w:color w:val="D7BA7D"/>
+                <w:sz w:val="21"/>
+                <w:szCs w:val="21"/>
+                <w:lang w:val="en-US"/>
+              </w:rPr>
+              <w:t>n</w:t>
+            </w:r>
+            <w:r>
+              <w:rPr>
+                <w:rFonts w:ascii="Consolas" w:hAnsi="Consolas" w:eastAsia="Consolas" w:cs="Consolas"/>
+                <w:b w:val="0"/>
+                <w:bCs w:val="0"/>
+                <w:noProof w:val="0"/>
+                <w:color w:val="A5D6FF"/>
+                <w:sz w:val="21"/>
+                <w:szCs w:val="21"/>
+                <w:lang w:val="en-US"/>
+              </w:rPr>
+              <w:t>Nice</w:t>
+            </w:r>
+            <w:r>
+              <w:rPr>
+                <w:rFonts w:ascii="Consolas" w:hAnsi="Consolas" w:eastAsia="Consolas" w:cs="Consolas"/>
+                <w:b w:val="0"/>
+                <w:bCs w:val="0"/>
+                <w:noProof w:val="0"/>
+                <w:color w:val="A5D6FF"/>
+                <w:sz w:val="21"/>
+                <w:szCs w:val="21"/>
+                <w:lang w:val="en-US"/>
+              </w:rPr>
+              <w:t xml:space="preserve"> to meet </w:t>
+            </w:r>
+            <w:r>
+              <w:rPr>
+                <w:rFonts w:ascii="Consolas" w:hAnsi="Consolas" w:eastAsia="Consolas" w:cs="Consolas"/>
+                <w:b w:val="0"/>
+                <w:bCs w:val="0"/>
+                <w:noProof w:val="0"/>
+                <w:color w:val="A5D6FF"/>
+                <w:sz w:val="21"/>
+                <w:szCs w:val="21"/>
+                <w:lang w:val="en-US"/>
+              </w:rPr>
+              <w:t>you!</w:t>
+            </w:r>
+            <w:r>
+              <w:rPr>
+                <w:rFonts w:ascii="Consolas" w:hAnsi="Consolas" w:eastAsia="Consolas" w:cs="Consolas"/>
+                <w:b w:val="0"/>
+                <w:bCs w:val="0"/>
+                <w:noProof w:val="0"/>
+                <w:color w:val="D7BA7D"/>
+                <w:sz w:val="21"/>
+                <w:szCs w:val="21"/>
+                <w:lang w:val="en-US"/>
+              </w:rPr>
+              <w:t>\</w:t>
+            </w:r>
+            <w:r>
+              <w:rPr>
+                <w:rFonts w:ascii="Consolas" w:hAnsi="Consolas" w:eastAsia="Consolas" w:cs="Consolas"/>
+                <w:b w:val="0"/>
+                <w:bCs w:val="0"/>
+                <w:noProof w:val="0"/>
+                <w:color w:val="D7BA7D"/>
+                <w:sz w:val="21"/>
+                <w:szCs w:val="21"/>
+                <w:lang w:val="en-US"/>
+              </w:rPr>
+              <w:t>n</w:t>
+            </w:r>
+            <w:r>
+              <w:rPr>
+                <w:rFonts w:ascii="Consolas" w:hAnsi="Consolas" w:eastAsia="Consolas" w:cs="Consolas"/>
+                <w:b w:val="0"/>
+                <w:bCs w:val="0"/>
+                <w:noProof w:val="0"/>
+                <w:color w:val="A5D6FF"/>
+                <w:sz w:val="21"/>
+                <w:szCs w:val="21"/>
+                <w:lang w:val="en-US"/>
+              </w:rPr>
+              <w:t>"</w:t>
+            </w:r>
+            <w:r>
+              <w:rPr>
+                <w:rFonts w:ascii="Consolas" w:hAnsi="Consolas" w:eastAsia="Consolas" w:cs="Consolas"/>
+                <w:b w:val="0"/>
+                <w:bCs w:val="0"/>
+                <w:noProof w:val="0"/>
+                <w:color w:val="C9D1D9"/>
+                <w:sz w:val="21"/>
+                <w:szCs w:val="21"/>
+                <w:lang w:val="en-US"/>
+              </w:rPr>
+              <w:t>);</w:t>
+            </w:r>
+          </w:p>
+          <w:p>
+            <w:pPr>
+              <w:shd w:val="clear" w:color="auto" w:fill="121314"/>
+              <w:spacing w:line="285" w:lineRule="auto"/>
+            </w:pPr>
+            <w:r>
+              <w:rPr>
+                <w:rFonts w:ascii="Consolas" w:hAnsi="Consolas" w:eastAsia="Consolas" w:cs="Consolas"/>
+                <w:b w:val="0"/>
+                <w:bCs w:val="0"/>
+                <w:noProof w:val="0"/>
+                <w:color w:val="C9D1D9"/>
+                <w:sz w:val="21"/>
+                <w:szCs w:val="21"/>
+                <w:lang w:val="en-US"/>
+              </w:rPr>
+              <w:t xml:space="preserve">    </w:t>
+            </w:r>
+            <w:r>
+              <w:rPr>
+                <w:rFonts w:ascii="Consolas" w:hAnsi="Consolas" w:eastAsia="Consolas" w:cs="Consolas"/>
+                <w:b w:val="0"/>
+                <w:bCs w:val="0"/>
+                <w:noProof w:val="0"/>
+                <w:color w:val="C586C0"/>
+                <w:sz w:val="21"/>
+                <w:szCs w:val="21"/>
+                <w:lang w:val="en-US"/>
+              </w:rPr>
+              <w:t>return</w:t>
+            </w:r>
+            <w:r>
+              <w:rPr>
+                <w:rFonts w:ascii="Consolas" w:hAnsi="Consolas" w:eastAsia="Consolas" w:cs="Consolas"/>
+                <w:b w:val="0"/>
+                <w:bCs w:val="0"/>
+                <w:noProof w:val="0"/>
+                <w:color w:val="C9D1D9"/>
+                <w:sz w:val="21"/>
+                <w:szCs w:val="21"/>
+                <w:lang w:val="en-US"/>
+              </w:rPr>
+              <w:t xml:space="preserve"> </w:t>
+            </w:r>
+            <w:r>
+              <w:rPr>
+                <w:rFonts w:ascii="Consolas" w:hAnsi="Consolas" w:eastAsia="Consolas" w:cs="Consolas"/>
+                <w:b w:val="0"/>
+                <w:bCs w:val="0"/>
+                <w:noProof w:val="0"/>
+                <w:color w:val="B5CEA8"/>
+                <w:sz w:val="21"/>
+                <w:szCs w:val="21"/>
+                <w:lang w:val="en-US"/>
+              </w:rPr>
+              <w:t>0</w:t>
+            </w:r>
+            <w:r>
+              <w:rPr>
+                <w:rFonts w:ascii="Consolas" w:hAnsi="Consolas" w:eastAsia="Consolas" w:cs="Consolas"/>
+                <w:b w:val="0"/>
+                <w:bCs w:val="0"/>
+                <w:noProof w:val="0"/>
+                <w:color w:val="C9D1D9"/>
+                <w:sz w:val="21"/>
+                <w:szCs w:val="21"/>
+                <w:lang w:val="en-US"/>
+              </w:rPr>
+              <w:t>;</w:t>
+            </w:r>
+          </w:p>
+          <w:p>
+            <w:pPr>
+              <w:shd w:val="clear" w:color="auto" w:fill="121314"/>
+              <w:spacing w:line="285" w:lineRule="auto"/>
+            </w:pPr>
+            <w:r>
+              <w:rPr>
+                <w:rFonts w:ascii="Consolas" w:hAnsi="Consolas" w:eastAsia="Consolas" w:cs="Consolas"/>
+                <w:b w:val="0"/>
+                <w:bCs w:val="0"/>
+                <w:noProof w:val="0"/>
+                <w:color w:val="C9D1D9"/>
+                <w:sz w:val="21"/>
+                <w:szCs w:val="21"/>
+                <w:lang w:val="en-US"/>
+              </w:rPr>
+              <w:t>}</w:t>
+            </w:r>
+            <w:r>
+              <w:rPr>
+                <w:rFonts w:ascii="Consolas" w:hAnsi="Consolas" w:eastAsia="Consolas" w:cs="Consolas"/>
+                <w:b w:val="0"/>
+                <w:bCs w:val="0"/>
+                <w:noProof w:val="0"/>
+                <w:color w:val="BBBEBF"/>
+                <w:sz w:val="21"/>
+                <w:szCs w:val="21"/>
+                <w:lang w:val="en-US"/>
+              </w:rPr>
+              <w:t xml:space="preserve">   </w:t>
+            </w:r>
+          </w:p>
+          <w:p>
+            <w:pPr>
+              <w:rPr>
+                <w:rFonts w:ascii="Sarabun" w:hAnsi="Sarabun" w:cs="Sarabun"/>
+                <w:b w:val="1"/>
+                <w:bCs w:val="1"/>
+                <w:lang w:bidi="th-TH"/>
+              </w:rPr>
+            </w:pPr>
+          </w:p>
+          <w:p>
+            <w:pPr>
+              <w:rPr>
+                <w:rFonts w:ascii="Sarabun" w:hAnsi="Sarabun" w:cs="Sarabun"/>
+                <w:b/>
+                <w:bCs/>
+                <w:lang w:bidi="th-TH"/>
+              </w:rPr>
+            </w:pPr>
+          </w:p>
+          <w:p>
+            <w:pPr>
+              <w:rPr>
+                <w:rFonts w:ascii="Sarabun" w:hAnsi="Sarabun" w:cs="Sarabun"/>
+                <w:b w:val="1"/>
+                <w:bCs w:val="1"/>
+                <w:lang w:bidi="th-TH"/>
+              </w:rPr>
+            </w:pPr>
+            <w:r>
+              <w:rPr>
+                <w:rFonts w:ascii="Sarabun" w:hAnsi="Sarabun" w:cs="Sarabun"/>
+                <w:b w:val="1"/>
+                <w:bCs w:val="1"/>
+                <w:lang w:bidi="th-TH"/>
+              </w:rPr>
+              <w:t>Hello!</w:t>
+            </w:r>
+          </w:p>
+          <w:p>
+            <w:pPr>
+              <w:pStyle w:val="Normal"/>
+            </w:pPr>
+            <w:r>
+              <w:rPr>
+                <w:rFonts w:ascii="Sarabun" w:hAnsi="Sarabun" w:cs="Sarabun"/>
+                <w:b w:val="1"/>
+                <w:bCs w:val="1"/>
+                <w:lang w:bidi="th-TH"/>
+              </w:rPr>
+              <w:t>My name is Phatcharaphon</w:t>
+            </w:r>
+          </w:p>
+          <w:p>
+            <w:pPr>
+              <w:pStyle w:val="Normal"/>
+            </w:pPr>
+            <w:r>
+              <w:rPr>
+                <w:rFonts w:ascii="Sarabun" w:hAnsi="Sarabun" w:cs="Sarabun"/>
+                <w:b w:val="1"/>
+                <w:bCs w:val="1"/>
+                <w:lang w:bidi="th-TH"/>
+              </w:rPr>
+              <w:t>Nice to meet you!</w:t>
+            </w:r>
+          </w:p>
+          <w:p>
+            <w:pPr>
+              <w:rPr>
+                <w:rFonts w:ascii="Sarabun" w:hAnsi="Sarabun" w:cs="Sarabun"/>
+                <w:b/>
+                <w:bCs/>
+                <w:lang w:bidi="th-TH"/>
+              </w:rPr>
+            </w:pPr>
+          </w:p>
+          <w:p>
+            <w:pPr>
+              <w:rPr>
+                <w:rFonts w:ascii="Sarabun" w:hAnsi="Sarabun" w:cs="Sarabun"/>
+                <w:b/>
+                <w:bCs/>
+                <w:lang w:bidi="th-TH"/>
+              </w:rPr>
+            </w:pPr>
+          </w:p>
+          <w:p>
+            <w:pPr>
+              <w:rPr>
+                <w:rFonts w:ascii="Sarabun" w:hAnsi="Sarabun" w:cs="Sarabun"/>
+                <w:b/>
+                <w:bCs/>
+                <w:lang w:bidi="th-TH"/>
+              </w:rPr>
+            </w:pPr>
+          </w:p>
+          <w:p>
+            <w:pPr>
+              <w:rPr>
+                <w:rFonts w:ascii="Sarabun" w:hAnsi="Sarabun" w:cs="Sarabun"/>
+                <w:b/>
+                <w:bCs/>
+                <w:lang w:bidi="th-TH"/>
+              </w:rPr>
+            </w:pPr>
+          </w:p>
+          <w:p>
+            <w:pPr>
+              <w:rPr>
+                <w:rFonts w:ascii="Sarabun" w:hAnsi="Sarabun" w:cs="Sarabun"/>
+                <w:b/>
+                <w:bCs/>
+                <w:lang w:bidi="th-TH"/>
+              </w:rPr>
+            </w:pPr>
+          </w:p>
+          <w:p>
+            <w:pPr>
+              <w:rPr>
+                <w:rFonts w:ascii="Sarabun" w:hAnsi="Sarabun" w:cs="Sarabun"/>
+                <w:b/>
+                <w:bCs/>
+                <w:lang w:bidi="th-TH"/>
+              </w:rPr>
+            </w:pPr>
+          </w:p>
+          <w:p>
+            <w:pPr>
+              <w:rPr>
+                <w:rFonts w:ascii="Sarabun" w:hAnsi="Sarabun" w:cs="Sarabun"/>
+                <w:b/>
+                <w:bCs/>
+                <w:lang w:bidi="th-TH"/>
+              </w:rPr>
+            </w:pPr>
+          </w:p>
+          <w:p>
+            <w:pPr>
+              <w:rPr>
+                <w:rFonts w:ascii="Sarabun" w:hAnsi="Sarabun" w:cs="Sarabun"/>
+                <w:b/>
+                <w:bCs/>
+                <w:lang w:bidi="th-TH"/>
+              </w:rPr>
+            </w:pPr>
+          </w:p>
+          <w:p>
+            <w:pPr>
+              <w:rPr>
+                <w:rFonts w:ascii="Sarabun" w:hAnsi="Sarabun" w:cs="Sarabun"/>
+                <w:b/>
+                <w:bCs/>
+                <w:lang w:bidi="th-TH"/>
+              </w:rPr>
+            </w:pPr>
+          </w:p>
+          <w:p>
+            <w:pPr>
+              <w:rPr>
+                <w:rFonts w:ascii="Sarabun" w:hAnsi="Sarabun" w:cs="Sarabun"/>
+                <w:b/>
+                <w:bCs/>
+                <w:lang w:bidi="th-TH"/>
+              </w:rPr>
+            </w:pPr>
+          </w:p>
+          <w:p>
+            <w:pPr>
+              <w:rPr>
+                <w:rFonts w:ascii="Sarabun" w:hAnsi="Sarabun" w:cs="Sarabun"/>
+                <w:b/>
+                <w:bCs/>
+                <w:lang w:bidi="th-TH"/>
+              </w:rPr>
+            </w:pPr>
+          </w:p>
+          <w:p>
+            <w:pPr>
+              <w:rPr>
+                <w:rFonts w:ascii="Sarabun" w:hAnsi="Sarabun" w:cs="Sarabun"/>
+                <w:b/>
+                <w:bCs/>
+                <w:lang w:bidi="th-TH"/>
+              </w:rPr>
+            </w:pPr>
+          </w:p>
+          <w:p>
+            <w:pPr>
+              <w:rPr>
+                <w:rFonts w:ascii="Sarabun" w:hAnsi="Sarabun" w:cs="Sarabun"/>
+                <w:b/>
+                <w:bCs/>
+                <w:lang w:bidi="th-TH"/>
+              </w:rPr>
+            </w:pPr>
+          </w:p>
+          <w:p>
+            <w:pPr>
+              <w:rPr>
+                <w:rFonts w:ascii="Sarabun" w:hAnsi="Sarabun" w:cs="Sarabun"/>
+                <w:b/>
+                <w:bCs/>
+                <w:lang w:bidi="th-TH"/>
+              </w:rPr>
+            </w:pPr>
+          </w:p>
+          <w:p>
+            <w:pPr>
+              <w:rPr>
+                <w:rFonts w:hint="cs" w:ascii="Sarabun" w:hAnsi="Sarabun" w:cs="Sarabun"/>
+                <w:b/>
+                <w:bCs/>
+                <w:lang w:bidi="th-TH"/>
+              </w:rPr>
+            </w:pPr>
+          </w:p>
+          <w:p>
+            <w:pPr>
+              <w:rPr>
+                <w:rFonts w:ascii="Sarabun" w:hAnsi="Sarabun" w:cs="Sarabun"/>
+                <w:b/>
+                <w:bCs/>
+                <w:lang w:bidi="th-TH"/>
+              </w:rPr>
+            </w:pPr>
+          </w:p>
+          <w:p>
+            <w:pPr>
+              <w:rPr>
+                <w:rFonts w:ascii="Sarabun" w:hAnsi="Sarabun" w:cs="Sarabun"/>
+                <w:b/>
+                <w:bCs/>
+                <w:lang w:bidi="th-TH"/>
+              </w:rPr>
+            </w:pPr>
+          </w:p>
+          <w:p>
+            <w:pPr>
+              <w:rPr>
+                <w:rFonts w:hint="cs" w:ascii="Sarabun" w:hAnsi="Sarabun" w:cs="Sarabun"/>
+                <w:b/>
+                <w:bCs/>
+                <w:lang w:bidi="th-TH"/>
+              </w:rPr>
+            </w:pPr>
+          </w:p>
+          <w:p>
+            <w:pPr>
+              <w:rPr>
+                <w:rFonts w:ascii="Sarabun" w:hAnsi="Sarabun" w:cs="Sarabun"/>
+                <w:b/>
+                <w:bCs/>
+                <w:lang w:bidi="th-TH"/>
+              </w:rPr>
+            </w:pPr>
+          </w:p>
+        </w:tc>
+      </w:tr>
+      <w:tr>
+        <w:trPr>
+          <w:trHeight w:val="300"/>
+        </w:trPr>
+        <w:tc>
+          <w:tcPr>
+            <w:tcW w:w="9350" w:type="dxa"/>
+            <w:tcMar/>
+          </w:tcPr>
+          <w:p>
+            <w:pPr>
+              <w:pStyle w:val="Normal"/>
+              <w:rPr>
+                <w:rFonts w:ascii="Sarabun" w:hAnsi="Sarabun" w:cs="Sarabun"/>
+                <w:b w:val="1"/>
+                <w:bCs w:val="1"/>
                 <w:lang w:bidi="th-TH"/>
               </w:rPr>
             </w:pPr>
@@ -1792,7 +2783,7 @@
     <w:p>
       <w:pPr>
         <w:rPr>
-          <w:rFonts w:ascii="Sarabun" w:hAnsi="Sarabun" w:cs="Sarabun" w:hint="eastAsia"/>
+          <w:rFonts w:hint="eastAsia" w:ascii="Sarabun" w:hAnsi="Sarabun" w:cs="Sarabun"/>
           <w:b/>
           <w:bCs/>
           <w:lang w:bidi="th-TH"/>
@@ -1915,7 +2906,7 @@
       </w:r>
     </w:p>
     <w:sectPr>
-      <w:pgSz w:w="12240" w:h="15840"/>
+      <w:pgSz w:w="12240" w:h="15840" w:orient="portrait"/>
       <w:pgMar w:top="1440" w:right="1440" w:bottom="1440" w:left="1440" w:header="720" w:footer="720" w:gutter="0"/>
       <w:cols w:space="720"/>
       <w:docGrid w:linePitch="360"/>
@@ -1929,7 +2920,7 @@
   <w:docDefaults>
     <w:rPrDefault>
       <w:rPr>
-        <w:rFonts w:asciiTheme="minorHAnsi" w:eastAsiaTheme="minorEastAsia" w:hAnsiTheme="minorHAnsi" w:cstheme="minorBidi"/>
+        <w:rFonts w:asciiTheme="minorHAnsi" w:hAnsiTheme="minorHAnsi" w:eastAsiaTheme="minorEastAsia" w:cstheme="minorBidi"/>
         <w:sz w:val="24"/>
         <w:szCs w:val="24"/>
         <w:lang w:val="en-US" w:eastAsia="ja-JP" w:bidi="ar-SA"/>
@@ -1944,14 +2935,14 @@
   <w:latentStyles w:defLockedState="0" w:defUIPriority="99" w:defSemiHidden="0" w:defUnhideWhenUsed="0" w:defQFormat="0" w:count="376">
     <w:lsdException w:name="Normal" w:uiPriority="0" w:qFormat="1"/>
     <w:lsdException w:name="heading 1" w:uiPriority="9" w:qFormat="1"/>
-    <w:lsdException w:name="heading 2" w:semiHidden="1" w:uiPriority="9" w:unhideWhenUsed="1" w:qFormat="1"/>
-    <w:lsdException w:name="heading 3" w:semiHidden="1" w:uiPriority="9" w:unhideWhenUsed="1" w:qFormat="1"/>
-    <w:lsdException w:name="heading 4" w:semiHidden="1" w:uiPriority="9" w:unhideWhenUsed="1" w:qFormat="1"/>
-    <w:lsdException w:name="heading 5" w:semiHidden="1" w:uiPriority="9" w:unhideWhenUsed="1" w:qFormat="1"/>
-    <w:lsdException w:name="heading 6" w:semiHidden="1" w:uiPriority="9" w:unhideWhenUsed="1" w:qFormat="1"/>
-    <w:lsdException w:name="heading 7" w:semiHidden="1" w:uiPriority="9" w:unhideWhenUsed="1" w:qFormat="1"/>
-    <w:lsdException w:name="heading 8" w:semiHidden="1" w:uiPriority="9" w:unhideWhenUsed="1" w:qFormat="1"/>
-    <w:lsdException w:name="heading 9" w:semiHidden="1" w:uiPriority="9" w:unhideWhenUsed="1" w:qFormat="1"/>
+    <w:lsdException w:name="heading 2" w:uiPriority="9" w:semiHidden="1" w:unhideWhenUsed="1" w:qFormat="1"/>
+    <w:lsdException w:name="heading 3" w:uiPriority="9" w:semiHidden="1" w:unhideWhenUsed="1" w:qFormat="1"/>
+    <w:lsdException w:name="heading 4" w:uiPriority="9" w:semiHidden="1" w:unhideWhenUsed="1" w:qFormat="1"/>
+    <w:lsdException w:name="heading 5" w:uiPriority="9" w:semiHidden="1" w:unhideWhenUsed="1" w:qFormat="1"/>
+    <w:lsdException w:name="heading 6" w:uiPriority="9" w:semiHidden="1" w:unhideWhenUsed="1" w:qFormat="1"/>
+    <w:lsdException w:name="heading 7" w:uiPriority="9" w:semiHidden="1" w:unhideWhenUsed="1" w:qFormat="1"/>
+    <w:lsdException w:name="heading 8" w:uiPriority="9" w:semiHidden="1" w:unhideWhenUsed="1" w:qFormat="1"/>
+    <w:lsdException w:name="heading 9" w:uiPriority="9" w:semiHidden="1" w:unhideWhenUsed="1" w:qFormat="1"/>
     <w:lsdException w:name="index 1" w:semiHidden="1" w:unhideWhenUsed="1"/>
     <w:lsdException w:name="index 2" w:semiHidden="1" w:unhideWhenUsed="1"/>
     <w:lsdException w:name="index 3" w:semiHidden="1" w:unhideWhenUsed="1"/>
@@ -1961,22 +2952,22 @@
     <w:lsdException w:name="index 7" w:semiHidden="1" w:unhideWhenUsed="1"/>
     <w:lsdException w:name="index 8" w:semiHidden="1" w:unhideWhenUsed="1"/>
     <w:lsdException w:name="index 9" w:semiHidden="1" w:unhideWhenUsed="1"/>
-    <w:lsdException w:name="toc 1" w:semiHidden="1" w:uiPriority="39" w:unhideWhenUsed="1"/>
-    <w:lsdException w:name="toc 2" w:semiHidden="1" w:uiPriority="39" w:unhideWhenUsed="1"/>
-    <w:lsdException w:name="toc 3" w:semiHidden="1" w:uiPriority="39" w:unhideWhenUsed="1"/>
-    <w:lsdException w:name="toc 4" w:semiHidden="1" w:uiPriority="39" w:unhideWhenUsed="1"/>
-    <w:lsdException w:name="toc 5" w:semiHidden="1" w:uiPriority="39" w:unhideWhenUsed="1"/>
-    <w:lsdException w:name="toc 6" w:semiHidden="1" w:uiPriority="39" w:unhideWhenUsed="1"/>
-    <w:lsdException w:name="toc 7" w:semiHidden="1" w:uiPriority="39" w:unhideWhenUsed="1"/>
-    <w:lsdException w:name="toc 8" w:semiHidden="1" w:uiPriority="39" w:unhideWhenUsed="1"/>
-    <w:lsdException w:name="toc 9" w:semiHidden="1" w:uiPriority="39" w:unhideWhenUsed="1"/>
+    <w:lsdException w:name="toc 1" w:uiPriority="39" w:semiHidden="1" w:unhideWhenUsed="1"/>
+    <w:lsdException w:name="toc 2" w:uiPriority="39" w:semiHidden="1" w:unhideWhenUsed="1"/>
+    <w:lsdException w:name="toc 3" w:uiPriority="39" w:semiHidden="1" w:unhideWhenUsed="1"/>
+    <w:lsdException w:name="toc 4" w:uiPriority="39" w:semiHidden="1" w:unhideWhenUsed="1"/>
+    <w:lsdException w:name="toc 5" w:uiPriority="39" w:semiHidden="1" w:unhideWhenUsed="1"/>
+    <w:lsdException w:name="toc 6" w:uiPriority="39" w:semiHidden="1" w:unhideWhenUsed="1"/>
+    <w:lsdException w:name="toc 7" w:uiPriority="39" w:semiHidden="1" w:unhideWhenUsed="1"/>
+    <w:lsdException w:name="toc 8" w:uiPriority="39" w:semiHidden="1" w:unhideWhenUsed="1"/>
+    <w:lsdException w:name="toc 9" w:uiPriority="39" w:semiHidden="1" w:unhideWhenUsed="1"/>
     <w:lsdException w:name="Normal Indent" w:semiHidden="1" w:unhideWhenUsed="1"/>
     <w:lsdException w:name="footnote text" w:semiHidden="1" w:unhideWhenUsed="1"/>
     <w:lsdException w:name="annotation text" w:semiHidden="1" w:unhideWhenUsed="1"/>
     <w:lsdException w:name="header" w:semiHidden="1" w:unhideWhenUsed="1"/>
     <w:lsdException w:name="footer" w:semiHidden="1" w:unhideWhenUsed="1"/>
     <w:lsdException w:name="index heading" w:semiHidden="1" w:unhideWhenUsed="1"/>
-    <w:lsdException w:name="caption" w:semiHidden="1" w:uiPriority="35" w:unhideWhenUsed="1" w:qFormat="1"/>
+    <w:lsdException w:name="caption" w:uiPriority="35" w:semiHidden="1" w:unhideWhenUsed="1" w:qFormat="1"/>
     <w:lsdException w:name="table of figures" w:semiHidden="1" w:unhideWhenUsed="1"/>
     <w:lsdException w:name="envelope address" w:semiHidden="1" w:unhideWhenUsed="1"/>
     <w:lsdException w:name="envelope return" w:semiHidden="1" w:unhideWhenUsed="1"/>
@@ -2007,7 +2998,7 @@
     <w:lsdException w:name="Title" w:uiPriority="10" w:qFormat="1"/>
     <w:lsdException w:name="Closing" w:semiHidden="1" w:unhideWhenUsed="1"/>
     <w:lsdException w:name="Signature" w:semiHidden="1" w:unhideWhenUsed="1"/>
-    <w:lsdException w:name="Default Paragraph Font" w:semiHidden="1" w:uiPriority="1" w:unhideWhenUsed="1"/>
+    <w:lsdException w:name="Default Paragraph Font" w:uiPriority="1" w:semiHidden="1" w:unhideWhenUsed="1"/>
     <w:lsdException w:name="Body Text" w:semiHidden="1" w:unhideWhenUsed="1"/>
     <w:lsdException w:name="Body Text Indent" w:semiHidden="1" w:unhideWhenUsed="1"/>
     <w:lsdException w:name="List Continue" w:semiHidden="1" w:unhideWhenUsed="1"/>
@@ -2207,8 +3198,8 @@
     <w:lsdException w:name="Subtle Reference" w:uiPriority="31" w:qFormat="1"/>
     <w:lsdException w:name="Intense Reference" w:uiPriority="32" w:qFormat="1"/>
     <w:lsdException w:name="Book Title" w:uiPriority="33" w:qFormat="1"/>
-    <w:lsdException w:name="Bibliography" w:semiHidden="1" w:uiPriority="37" w:unhideWhenUsed="1"/>
-    <w:lsdException w:name="TOC Heading" w:semiHidden="1" w:uiPriority="39" w:unhideWhenUsed="1" w:qFormat="1"/>
+    <w:lsdException w:name="Bibliography" w:uiPriority="37" w:semiHidden="1" w:unhideWhenUsed="1"/>
+    <w:lsdException w:name="TOC Heading" w:uiPriority="39" w:semiHidden="1" w:unhideWhenUsed="1" w:qFormat="1"/>
     <w:lsdException w:name="Plain Table 1" w:uiPriority="41"/>
     <w:lsdException w:name="Plain Table 2" w:uiPriority="42"/>
     <w:lsdException w:name="Plain Table 3" w:uiPriority="43"/>
@@ -2319,16 +3310,16 @@
     <w:lsdException w:name="Unresolved Mention" w:semiHidden="1" w:unhideWhenUsed="1"/>
     <w:lsdException w:name="Smart Link" w:semiHidden="1" w:unhideWhenUsed="1"/>
   </w:latentStyles>
-  <w:style w:type="paragraph" w:default="1" w:styleId="Normal">
+  <w:style w:type="paragraph" w:styleId="Normal" w:default="1">
     <w:name w:val="Normal"/>
     <w:qFormat/>
   </w:style>
-  <w:style w:type="character" w:default="1" w:styleId="DefaultParagraphFont">
+  <w:style w:type="character" w:styleId="DefaultParagraphFont" w:default="1">
     <w:name w:val="Default Paragraph Font"/>
     <w:uiPriority w:val="1"/>
     <w:unhideWhenUsed/>
   </w:style>
-  <w:style w:type="table" w:default="1" w:styleId="TableNormal">
+  <w:style w:type="table" w:styleId="TableNormal" w:default="1">
     <w:name w:val="Normal Table"/>
     <w:uiPriority w:val="99"/>
     <w:semiHidden/>
@@ -2343,7 +3334,7 @@
       </w:tblCellMar>
     </w:tblPr>
   </w:style>
-  <w:style w:type="numbering" w:default="1" w:styleId="NoList">
+  <w:style w:type="numbering" w:styleId="NoList" w:default="1">
     <w:name w:val="No List"/>
     <w:uiPriority w:val="99"/>
     <w:semiHidden/>
@@ -2359,12 +3350,12 @@
     </w:pPr>
     <w:tblPr>
       <w:tblBorders>
-        <w:top w:val="single" w:sz="4" w:space="0" w:color="auto"/>
-        <w:left w:val="single" w:sz="4" w:space="0" w:color="auto"/>
-        <w:bottom w:val="single" w:sz="4" w:space="0" w:color="auto"/>
-        <w:right w:val="single" w:sz="4" w:space="0" w:color="auto"/>
-        <w:insideH w:val="single" w:sz="4" w:space="0" w:color="auto"/>
-        <w:insideV w:val="single" w:sz="4" w:space="0" w:color="auto"/>
+        <w:top w:val="single" w:color="auto" w:sz="4" w:space="0"/>
+        <w:left w:val="single" w:color="auto" w:sz="4" w:space="0"/>
+        <w:bottom w:val="single" w:color="auto" w:sz="4" w:space="0"/>
+        <w:right w:val="single" w:color="auto" w:sz="4" w:space="0"/>
+        <w:insideH w:val="single" w:color="auto" w:sz="4" w:space="0"/>
+        <w:insideV w:val="single" w:color="auto" w:sz="4" w:space="0"/>
       </w:tblBorders>
     </w:tblPr>
   </w:style>
@@ -2372,7 +3363,7 @@
 </file>
 
 <file path=word/theme/theme1.xml><?xml version="1.0" encoding="utf-8"?>
-<a:theme xmlns:a="http://schemas.openxmlformats.org/drawingml/2006/main" name="Office Theme">
+<a:theme xmlns:a="http://schemas.openxmlformats.org/drawingml/2006/main" xmlns:thm15="http://schemas.microsoft.com/office/thememl/2012/main" name="Office Theme">
   <a:themeElements>
     <a:clrScheme name="Office">
       <a:dk1>
@@ -2630,4 +3621,177 @@
     </a:ext>
   </a:extLst>
 </a:theme>
+</file>
+
+<file path=customXml/item1.xml><?xml version="1.0" encoding="utf-8"?>
+<ct:contentTypeSchema xmlns:ct="http://schemas.microsoft.com/office/2006/metadata/contentType" xmlns:ma="http://schemas.microsoft.com/office/2006/metadata/properties/metaAttributes" ct:_="" ma:_="" ma:contentTypeName="เอกสาร" ma:contentTypeID="0x010100E726153ED6DE4F4F97CA1DEDBE84407A" ma:contentTypeVersion="4" ma:contentTypeDescription="สร้างเอกสารใหม่" ma:contentTypeScope="" ma:versionID="6a4ce5fd33e764031801d99e85cf0857">
+  <xsd:schema xmlns:xsd="http://www.w3.org/2001/XMLSchema" xmlns:xs="http://www.w3.org/2001/XMLSchema" xmlns:p="http://schemas.microsoft.com/office/2006/metadata/properties" xmlns:ns2="d67a3a81-4b5c-42c9-abb5-b70745c7b594" targetNamespace="http://schemas.microsoft.com/office/2006/metadata/properties" ma:root="true" ma:fieldsID="1d29e38d8657e51319560b61688ce9db" ns2:_="">
+    <xsd:import namespace="d67a3a81-4b5c-42c9-abb5-b70745c7b594"/>
+    <xsd:element name="properties">
+      <xsd:complexType>
+        <xsd:sequence>
+          <xsd:element name="documentManagement">
+            <xsd:complexType>
+              <xsd:all>
+                <xsd:element ref="ns2:ReferenceId" minOccurs="0"/>
+                <xsd:element ref="ns2:MediaServiceMetadata" minOccurs="0"/>
+                <xsd:element ref="ns2:MediaServiceFastMetadata" minOccurs="0"/>
+                <xsd:element ref="ns2:MediaServiceSearchProperties" minOccurs="0"/>
+              </xsd:all>
+            </xsd:complexType>
+          </xsd:element>
+        </xsd:sequence>
+      </xsd:complexType>
+    </xsd:element>
+  </xsd:schema>
+  <xsd:schema xmlns:xsd="http://www.w3.org/2001/XMLSchema" xmlns:xs="http://www.w3.org/2001/XMLSchema" xmlns:dms="http://schemas.microsoft.com/office/2006/documentManagement/types" xmlns:pc="http://schemas.microsoft.com/office/infopath/2007/PartnerControls" targetNamespace="d67a3a81-4b5c-42c9-abb5-b70745c7b594" elementFormDefault="qualified">
+    <xsd:import namespace="http://schemas.microsoft.com/office/2006/documentManagement/types"/>
+    <xsd:import namespace="http://schemas.microsoft.com/office/infopath/2007/PartnerControls"/>
+    <xsd:element name="ReferenceId" ma:index="8" nillable="true" ma:displayName="ReferenceId" ma:indexed="true" ma:internalName="ReferenceId">
+      <xsd:simpleType>
+        <xsd:restriction base="dms:Text"/>
+      </xsd:simpleType>
+    </xsd:element>
+    <xsd:element name="MediaServiceMetadata" ma:index="9" nillable="true" ma:displayName="MediaServiceMetadata" ma:hidden="true" ma:internalName="MediaServiceMetadata" ma:readOnly="true">
+      <xsd:simpleType>
+        <xsd:restriction base="dms:Note"/>
+      </xsd:simpleType>
+    </xsd:element>
+    <xsd:element name="MediaServiceFastMetadata" ma:index="10" nillable="true" ma:displayName="MediaServiceFastMetadata" ma:hidden="true" ma:internalName="MediaServiceFastMetadata" ma:readOnly="true">
+      <xsd:simpleType>
+        <xsd:restriction base="dms:Note"/>
+      </xsd:simpleType>
+    </xsd:element>
+    <xsd:element name="MediaServiceSearchProperties" ma:index="11" nillable="true" ma:displayName="MediaServiceSearchProperties" ma:hidden="true" ma:internalName="MediaServiceSearchProperties" ma:readOnly="true">
+      <xsd:simpleType>
+        <xsd:restriction base="dms:Note"/>
+      </xsd:simpleType>
+    </xsd:element>
+  </xsd:schema>
+  <xsd:schema xmlns="http://schemas.openxmlformats.org/package/2006/metadata/core-properties" xmlns:xsd="http://www.w3.org/2001/XMLSchema" xmlns:xsi="http://www.w3.org/2001/XMLSchema-instance" xmlns:dc="http://purl.org/dc/elements/1.1/" xmlns:dcterms="http://purl.org/dc/terms/" xmlns:odoc="http://schemas.microsoft.com/internal/obd" targetNamespace="http://schemas.openxmlformats.org/package/2006/metadata/core-properties" elementFormDefault="qualified" attributeFormDefault="unqualified" blockDefault="#all">
+    <xsd:import namespace="http://purl.org/dc/elements/1.1/" schemaLocation="http://dublincore.org/schemas/xmls/qdc/2003/04/02/dc.xsd"/>
+    <xsd:import namespace="http://purl.org/dc/terms/" schemaLocation="http://dublincore.org/schemas/xmls/qdc/2003/04/02/dcterms.xsd"/>
+    <xsd:element name="coreProperties" type="CT_coreProperties"/>
+    <xsd:complexType name="CT_coreProperties">
+      <xsd:all>
+        <xsd:element ref="dc:creator" minOccurs="0" maxOccurs="1"/>
+        <xsd:element ref="dcterms:created" minOccurs="0" maxOccurs="1"/>
+        <xsd:element ref="dc:identifier" minOccurs="0" maxOccurs="1"/>
+        <xsd:element name="contentType" minOccurs="0" maxOccurs="1" type="xsd:string" ma:index="0" ma:displayName="ชนิดเนื้อหา"/>
+        <xsd:element ref="dc:title" minOccurs="0" maxOccurs="1" ma:index="4" ma:displayName="ชื่อเรื่อง"/>
+        <xsd:element ref="dc:subject" minOccurs="0" maxOccurs="1"/>
+        <xsd:element ref="dc:description" minOccurs="0" maxOccurs="1"/>
+        <xsd:element name="keywords" minOccurs="0" maxOccurs="1" type="xsd:string"/>
+        <xsd:element ref="dc:language" minOccurs="0" maxOccurs="1"/>
+        <xsd:element name="category" minOccurs="0" maxOccurs="1" type="xsd:string"/>
+        <xsd:element name="version" minOccurs="0" maxOccurs="1" type="xsd:string"/>
+        <xsd:element name="revision" minOccurs="0" maxOccurs="1" type="xsd:string">
+          <xsd:annotation>
+            <xsd:documentation>
+                        This value indicates the number of saves or revisions. The application is responsible for updating this value after each revision.
+                    </xsd:documentation>
+          </xsd:annotation>
+        </xsd:element>
+        <xsd:element name="lastModifiedBy" minOccurs="0" maxOccurs="1" type="xsd:string"/>
+        <xsd:element ref="dcterms:modified" minOccurs="0" maxOccurs="1"/>
+        <xsd:element name="contentStatus" minOccurs="0" maxOccurs="1" type="xsd:string"/>
+      </xsd:all>
+    </xsd:complexType>
+  </xsd:schema>
+  <xs:schema xmlns:pc="http://schemas.microsoft.com/office/infopath/2007/PartnerControls" xmlns:xs="http://www.w3.org/2001/XMLSchema" targetNamespace="http://schemas.microsoft.com/office/infopath/2007/PartnerControls" elementFormDefault="qualified" attributeFormDefault="unqualified">
+    <xs:element name="Person">
+      <xs:complexType>
+        <xs:sequence>
+          <xs:element ref="pc:DisplayName" minOccurs="0"/>
+          <xs:element ref="pc:AccountId" minOccurs="0"/>
+          <xs:element ref="pc:AccountType" minOccurs="0"/>
+        </xs:sequence>
+      </xs:complexType>
+    </xs:element>
+    <xs:element name="DisplayName" type="xs:string"/>
+    <xs:element name="AccountId" type="xs:string"/>
+    <xs:element name="AccountType" type="xs:string"/>
+    <xs:element name="BDCAssociatedEntity">
+      <xs:complexType>
+        <xs:sequence>
+          <xs:element ref="pc:BDCEntity" minOccurs="0" maxOccurs="unbounded"/>
+        </xs:sequence>
+        <xs:attribute ref="pc:EntityNamespace"/>
+        <xs:attribute ref="pc:EntityName"/>
+        <xs:attribute ref="pc:SystemInstanceName"/>
+        <xs:attribute ref="pc:AssociationName"/>
+      </xs:complexType>
+    </xs:element>
+    <xs:attribute name="EntityNamespace" type="xs:string"/>
+    <xs:attribute name="EntityName" type="xs:string"/>
+    <xs:attribute name="SystemInstanceName" type="xs:string"/>
+    <xs:attribute name="AssociationName" type="xs:string"/>
+    <xs:element name="BDCEntity">
+      <xs:complexType>
+        <xs:sequence>
+          <xs:element ref="pc:EntityDisplayName" minOccurs="0"/>
+          <xs:element ref="pc:EntityInstanceReference" minOccurs="0"/>
+          <xs:element ref="pc:EntityId1" minOccurs="0"/>
+          <xs:element ref="pc:EntityId2" minOccurs="0"/>
+          <xs:element ref="pc:EntityId3" minOccurs="0"/>
+          <xs:element ref="pc:EntityId4" minOccurs="0"/>
+          <xs:element ref="pc:EntityId5" minOccurs="0"/>
+        </xs:sequence>
+      </xs:complexType>
+    </xs:element>
+    <xs:element name="EntityDisplayName" type="xs:string"/>
+    <xs:element name="EntityInstanceReference" type="xs:string"/>
+    <xs:element name="EntityId1" type="xs:string"/>
+    <xs:element name="EntityId2" type="xs:string"/>
+    <xs:element name="EntityId3" type="xs:string"/>
+    <xs:element name="EntityId4" type="xs:string"/>
+    <xs:element name="EntityId5" type="xs:string"/>
+    <xs:element name="Terms">
+      <xs:complexType>
+        <xs:sequence>
+          <xs:element ref="pc:TermInfo" minOccurs="0" maxOccurs="unbounded"/>
+        </xs:sequence>
+      </xs:complexType>
+    </xs:element>
+    <xs:element name="TermInfo">
+      <xs:complexType>
+        <xs:sequence>
+          <xs:element ref="pc:TermName" minOccurs="0"/>
+          <xs:element ref="pc:TermId" minOccurs="0"/>
+        </xs:sequence>
+      </xs:complexType>
+    </xs:element>
+    <xs:element name="TermName" type="xs:string"/>
+    <xs:element name="TermId" type="xs:string"/>
+  </xs:schema>
+</ct:contentTypeSchema>
+</file>
+
+<file path=customXml/item2.xml><?xml version="1.0" encoding="utf-8"?>
+<?mso-contentType ?>
+<FormTemplates xmlns="http://schemas.microsoft.com/sharepoint/v3/contenttype/forms">
+  <Display>DocumentLibraryForm</Display>
+  <Edit>DocumentLibraryForm</Edit>
+  <New>DocumentLibraryForm</New>
+</FormTemplates>
+</file>
+
+<file path=customXml/item3.xml><?xml version="1.0" encoding="utf-8"?>
+<p:properties xmlns:p="http://schemas.microsoft.com/office/2006/metadata/properties" xmlns:xsi="http://www.w3.org/2001/XMLSchema-instance" xmlns:pc="http://schemas.microsoft.com/office/infopath/2007/PartnerControls">
+  <documentManagement>
+    <ReferenceId xmlns="d67a3a81-4b5c-42c9-abb5-b70745c7b594" xsi:nil="true"/>
+  </documentManagement>
+</p:properties>
+</file>
+
+<file path=customXml/itemProps1.xml><?xml version="1.0" encoding="utf-8"?>
+<ds:datastoreItem xmlns:ds="http://schemas.openxmlformats.org/officeDocument/2006/customXml" ds:itemID="{46C42836-8B3C-44D5-8E15-0CF6567EFCEF}"/>
+</file>
+
+<file path=customXml/itemProps2.xml><?xml version="1.0" encoding="utf-8"?>
+<ds:datastoreItem xmlns:ds="http://schemas.openxmlformats.org/officeDocument/2006/customXml" ds:itemID="{160E67CC-F313-479F-BF26-C9EFE929EE21}"/>
+</file>
+
+<file path=customXml/itemProps3.xml><?xml version="1.0" encoding="utf-8"?>
+<ds:datastoreItem xmlns:ds="http://schemas.openxmlformats.org/officeDocument/2006/customXml" ds:itemID="{FD4ED98E-60D4-4B1F-BAA8-A2938509B34A}"/>
 </file>